--- a/tillsyn/A 3317-2026 tillsynsbegäran.docx
+++ b/tillsyn/A 3317-2026 tillsynsbegäran.docx
@@ -338,7 +338,7 @@
     <w:r>
       <w:tab/>
       <w:tab/>
-      <w:t>2026-01-21</w:t>
+      <w:t>2026-01-23</w:t>
       <w:br/>
       <w:br/>
     </w:r>

--- a/tillsyn/A 3317-2026 tillsynsbegäran.docx
+++ b/tillsyn/A 3317-2026 tillsynsbegäran.docx
@@ -338,7 +338,7 @@
     <w:r>
       <w:tab/>
       <w:tab/>
-      <w:t>2026-01-23</w:t>
+      <w:t>2026-01-24</w:t>
       <w:br/>
       <w:br/>
     </w:r>

--- a/tillsyn/A 3317-2026 tillsynsbegäran.docx
+++ b/tillsyn/A 3317-2026 tillsynsbegäran.docx
@@ -338,7 +338,7 @@
     <w:r>
       <w:tab/>
       <w:tab/>
-      <w:t>2026-01-24</w:t>
+      <w:t>2026-01-25</w:t>
       <w:br/>
       <w:br/>
     </w:r>

--- a/tillsyn/A 3317-2026 tillsynsbegäran.docx
+++ b/tillsyn/A 3317-2026 tillsynsbegäran.docx
@@ -338,7 +338,7 @@
     <w:r>
       <w:tab/>
       <w:tab/>
-      <w:t>2026-01-25</w:t>
+      <w:t>2026-01-26</w:t>
       <w:br/>
       <w:br/>
     </w:r>

--- a/tillsyn/A 3317-2026 tillsynsbegäran.docx
+++ b/tillsyn/A 3317-2026 tillsynsbegäran.docx
@@ -338,7 +338,7 @@
     <w:r>
       <w:tab/>
       <w:tab/>
-      <w:t>2026-01-26</w:t>
+      <w:t>2026-01-27</w:t>
       <w:br/>
       <w:br/>
     </w:r>

--- a/tillsyn/A 3317-2026 tillsynsbegäran.docx
+++ b/tillsyn/A 3317-2026 tillsynsbegäran.docx
@@ -338,7 +338,7 @@
     <w:r>
       <w:tab/>
       <w:tab/>
-      <w:t>2026-01-27</w:t>
+      <w:t>2026-01-28</w:t>
       <w:br/>
       <w:br/>
     </w:r>

--- a/tillsyn/A 3317-2026 tillsynsbegäran.docx
+++ b/tillsyn/A 3317-2026 tillsynsbegäran.docx
@@ -125,7 +125,16 @@
         <w:t>Entita (NT, §4)</w:t>
       </w:r>
       <w:r>
-        <w:t>, rödlistad som nära hotad och prioriterad art i Skogsvårdslagen, har häckningsrevir i anmälan. Minskningstakten innevarande 10-årsperiod beräknas till 20 (10–30) %. Entitan är ortstrogen och reviret är i genomsnitt omkring 5 hektar, ibland uppåt 20 hektar stort. Entitan är en utpräglad lövskogsfågel som föredrar flerskiktade, gärna högvuxna skogar med inslag av äldre träd och välutvecklat buskskikt. Även alkärr med videsnår hör till de miljöer som utnyttjas. Arten häckar ofta i skogar som är svagt eller inte alls påverkade av skogsbruk, ofta rör det sig om värdekärnor med höga naturvärden. Entitan missgynnas av konventionellt skogsbruk och dess ortstrohet och dåliga spridningsförmåga gör den känslig för fragmentering (Skogsstyrelsen, 2016, SLU Artdatabanken, 2021).</w:t>
+        <w:t xml:space="preserve">, rödlistad som nära hotad och prioriterad art i Skogsvårdslagen, har häckningsrevir i anmälan. Minskningstakten innevarande 10-årsperiod beräknas till 20 (10–30) %. Entitan är ortstrogen och reviret är i genomsnitt omkring 5 hektar, ibland uppåt 20 hektar stort. Entitan är en utpräglad lövskogsfågel som föredrar flerskiktade, gärna högvuxna skogar med inslag av äldre träd och välutvecklat buskskikt. Även alkärr med videsnår hör till de miljöer som utnyttjas. Arten häckar ofta i skogar som är svagt eller inte alls påverkade av skogsbruk, ofta rör det sig om värdekärnor med höga naturvärden. Entitan missgynnas av konventionellt skogsbruk och dess ortstrohet och dåliga spridningsförmåga gör den känslig för fragmentering. Entita är typisk art för </w:t>
+      </w:r>
+      <w:r>
+        <w:rPr>
+          <w:i/>
+        </w:rPr>
+        <w:t>9080 Lövsumpskog</w:t>
+      </w:r>
+      <w:r>
+        <w:t xml:space="preserve"> (Skogsstyrelsen, 2016, SLU Artdatabanken, 2021).</w:t>
       </w:r>
     </w:p>
     <w:p>
@@ -156,7 +165,16 @@
     </w:p>
     <w:p>
       <w:r>
-        <w:t>Entita (NT, §4) är rödlistad som nära hotad, fridlyst och prioriterad art enligt Skogsvårdslagen. Den omfattas av EU:s fågeldirektiv. Minskningstakten har uppgått till 20 (10–30) % under de senaste 10 åren och bedöms vara nära gränsvärdet för Sårbar (VU). (A2b) (SLU Artdatabanken, 2021).</w:t>
+        <w:t xml:space="preserve">Entita (NT, §4) är rödlistad som nära hotad, fridlyst och prioriterad art enligt Skogsvårdslagen. Den omfattas av EU:s fågeldirektiv och är typisk art för </w:t>
+      </w:r>
+      <w:r>
+        <w:rPr>
+          <w:i/>
+        </w:rPr>
+        <w:t>9080 Lövsumpskog</w:t>
+      </w:r>
+      <w:r>
+        <w:t>. Minskningstakten har uppgått till 20 (10–30) % under de senaste 10 åren och bedöms vara nära gränsvärdet för Sårbar (VU). (A2b) (SLU Artdatabanken, 2021).</w:t>
       </w:r>
     </w:p>
     <w:p>
@@ -338,7 +356,7 @@
     <w:r>
       <w:tab/>
       <w:tab/>
-      <w:t>2026-01-28</w:t>
+      <w:t>2026-01-29</w:t>
       <w:br/>
       <w:br/>
     </w:r>

--- a/tillsyn/A 3317-2026 tillsynsbegäran.docx
+++ b/tillsyn/A 3317-2026 tillsynsbegäran.docx
@@ -356,7 +356,7 @@
     <w:r>
       <w:tab/>
       <w:tab/>
-      <w:t>2026-01-29</w:t>
+      <w:t>2026-01-30</w:t>
       <w:br/>
       <w:br/>
     </w:r>

--- a/tillsyn/A 3317-2026 tillsynsbegäran.docx
+++ b/tillsyn/A 3317-2026 tillsynsbegäran.docx
@@ -356,7 +356,7 @@
     <w:r>
       <w:tab/>
       <w:tab/>
-      <w:t>2026-01-30</w:t>
+      <w:t>2026-01-31</w:t>
       <w:br/>
       <w:br/>
     </w:r>

--- a/tillsyn/A 3317-2026 tillsynsbegäran.docx
+++ b/tillsyn/A 3317-2026 tillsynsbegäran.docx
@@ -356,7 +356,7 @@
     <w:r>
       <w:tab/>
       <w:tab/>
-      <w:t>2026-03-01</w:t>
+      <w:t>2026-03-02</w:t>
       <w:br/>
       <w:br/>
     </w:r>

--- a/tillsyn/A 3317-2026 tillsynsbegäran.docx
+++ b/tillsyn/A 3317-2026 tillsynsbegäran.docx
@@ -356,7 +356,7 @@
     <w:r>
       <w:tab/>
       <w:tab/>
-      <w:t>2026-03-02</w:t>
+      <w:t>2026-03-03</w:t>
       <w:br/>
       <w:br/>
     </w:r>

--- a/tillsyn/A 3317-2026 tillsynsbegäran.docx
+++ b/tillsyn/A 3317-2026 tillsynsbegäran.docx
@@ -356,7 +356,7 @@
     <w:r>
       <w:tab/>
       <w:tab/>
-      <w:t>2026-03-03</w:t>
+      <w:t>2026-03-04</w:t>
       <w:br/>
       <w:br/>
     </w:r>

--- a/tillsyn/A 3317-2026 tillsynsbegäran.docx
+++ b/tillsyn/A 3317-2026 tillsynsbegäran.docx
@@ -356,7 +356,7 @@
     <w:r>
       <w:tab/>
       <w:tab/>
-      <w:t>2026-03-04</w:t>
+      <w:t>2026-03-05</w:t>
       <w:br/>
       <w:br/>
     </w:r>

--- a/tillsyn/A 3317-2026 tillsynsbegäran.docx
+++ b/tillsyn/A 3317-2026 tillsynsbegäran.docx
@@ -356,7 +356,7 @@
     <w:r>
       <w:tab/>
       <w:tab/>
-      <w:t>2026-03-05</w:t>
+      <w:t>2026-03-06</w:t>
       <w:br/>
       <w:br/>
     </w:r>

--- a/tillsyn/A 3317-2026 tillsynsbegäran.docx
+++ b/tillsyn/A 3317-2026 tillsynsbegäran.docx
@@ -356,7 +356,7 @@
     <w:r>
       <w:tab/>
       <w:tab/>
-      <w:t>2026-03-06</w:t>
+      <w:t>2026-03-07</w:t>
       <w:br/>
       <w:br/>
     </w:r>

--- a/tillsyn/A 3317-2026 tillsynsbegäran.docx
+++ b/tillsyn/A 3317-2026 tillsynsbegäran.docx
@@ -356,7 +356,7 @@
     <w:r>
       <w:tab/>
       <w:tab/>
-      <w:t>2026-03-07</w:t>
+      <w:t>2026-03-08</w:t>
       <w:br/>
       <w:br/>
     </w:r>

--- a/tillsyn/A 3317-2026 tillsynsbegäran.docx
+++ b/tillsyn/A 3317-2026 tillsynsbegäran.docx
@@ -356,7 +356,7 @@
     <w:r>
       <w:tab/>
       <w:tab/>
-      <w:t>2026-03-08</w:t>
+      <w:t>2026-03-09</w:t>
       <w:br/>
       <w:br/>
     </w:r>

--- a/tillsyn/A 3317-2026 tillsynsbegäran.docx
+++ b/tillsyn/A 3317-2026 tillsynsbegäran.docx
@@ -356,7 +356,7 @@
     <w:r>
       <w:tab/>
       <w:tab/>
-      <w:t>2026-03-09</w:t>
+      <w:t>2026-03-10</w:t>
       <w:br/>
       <w:br/>
     </w:r>

--- a/tillsyn/A 3317-2026 tillsynsbegäran.docx
+++ b/tillsyn/A 3317-2026 tillsynsbegäran.docx
@@ -125,7 +125,7 @@
         <w:t>Entita (NT, §4)</w:t>
       </w:r>
       <w:r>
-        <w:t xml:space="preserve">, rödlistad som nära hotad och prioriterad art i Skogsvårdslagen, har häckningsrevir i anmälan. Minskningstakten innevarande 10-årsperiod beräknas till 20 (10–30) %. Entitan är ortstrogen och reviret är i genomsnitt omkring 5 hektar, ibland uppåt 20 hektar stort. Entitan är en utpräglad lövskogsfågel som föredrar flerskiktade, gärna högvuxna skogar med inslag av äldre träd och välutvecklat buskskikt. Även alkärr med videsnår hör till de miljöer som utnyttjas. Arten häckar ofta i skogar som är svagt eller inte alls påverkade av skogsbruk, ofta rör det sig om värdekärnor med höga naturvärden. Entitan missgynnas av konventionellt skogsbruk och dess ortstrohet och dåliga spridningsförmåga gör den känslig för fragmentering. Entita är typisk art för </w:t>
+        <w:t xml:space="preserve">, rödlistad som nära hotad och prioriterad art i Skogsvårdslagen, har häckningsrevir i anmälan. Minskningstakten innevarande 10-årsperiod beräknas till 20 (10–30) % och bedöms vara nära gränsvärdet för Sårbar (VU). Entitan är ortstrogen och reviret är i genomsnitt omkring 5 hektar, ibland uppåt 20 hektar stort. Entitan är en utpräglad lövskogsfågel som föredrar flerskiktade, gärna högvuxna skogar med inslag av äldre träd och välutvecklat buskskikt. Även alkärr med videsnår hör till de miljöer som utnyttjas. Arten häckar ofta i skogar som är svagt eller inte alls påverkade av skogsbruk, ofta rör det sig om värdekärnor med höga naturvärden. Entitan missgynnas av konventionellt skogsbruk och dess ortstrohet och dåliga spridningsförmåga gör den känslig för fragmentering. Entita är typisk art för </w:t>
       </w:r>
       <w:r>
         <w:rPr>
@@ -356,7 +356,7 @@
     <w:r>
       <w:tab/>
       <w:tab/>
-      <w:t>2026-03-10</w:t>
+      <w:t>2026-03-11</w:t>
       <w:br/>
       <w:br/>
     </w:r>

--- a/tillsyn/A 3317-2026 tillsynsbegäran.docx
+++ b/tillsyn/A 3317-2026 tillsynsbegäran.docx
@@ -356,7 +356,7 @@
     <w:r>
       <w:tab/>
       <w:tab/>
-      <w:t>2026-03-11</w:t>
+      <w:t>2026-03-12</w:t>
       <w:br/>
       <w:br/>
     </w:r>

--- a/tillsyn/A 3317-2026 tillsynsbegäran.docx
+++ b/tillsyn/A 3317-2026 tillsynsbegäran.docx
@@ -356,7 +356,7 @@
     <w:r>
       <w:tab/>
       <w:tab/>
-      <w:t>2026-03-12</w:t>
+      <w:t>2026-03-13</w:t>
       <w:br/>
       <w:br/>
     </w:r>

--- a/tillsyn/A 3317-2026 tillsynsbegäran.docx
+++ b/tillsyn/A 3317-2026 tillsynsbegäran.docx
@@ -356,7 +356,7 @@
     <w:r>
       <w:tab/>
       <w:tab/>
-      <w:t>2026-03-13</w:t>
+      <w:t>2026-03-16</w:t>
       <w:br/>
       <w:br/>
     </w:r>

--- a/tillsyn/A 3317-2026 tillsynsbegäran.docx
+++ b/tillsyn/A 3317-2026 tillsynsbegäran.docx
@@ -356,7 +356,7 @@
     <w:r>
       <w:tab/>
       <w:tab/>
-      <w:t>2026-03-16</w:t>
+      <w:t>2026-03-17</w:t>
       <w:br/>
       <w:br/>
     </w:r>

--- a/tillsyn/A 3317-2026 tillsynsbegäran.docx
+++ b/tillsyn/A 3317-2026 tillsynsbegäran.docx
@@ -356,7 +356,7 @@
     <w:r>
       <w:tab/>
       <w:tab/>
-      <w:t>2026-03-17</w:t>
+      <w:t>2026-03-18</w:t>
       <w:br/>
       <w:br/>
     </w:r>

--- a/tillsyn/A 3317-2026 tillsynsbegäran.docx
+++ b/tillsyn/A 3317-2026 tillsynsbegäran.docx
@@ -356,7 +356,7 @@
     <w:r>
       <w:tab/>
       <w:tab/>
-      <w:t>2026-03-18</w:t>
+      <w:t>2026-03-19</w:t>
       <w:br/>
       <w:br/>
     </w:r>

--- a/tillsyn/A 3317-2026 tillsynsbegäran.docx
+++ b/tillsyn/A 3317-2026 tillsynsbegäran.docx
@@ -356,7 +356,7 @@
     <w:r>
       <w:tab/>
       <w:tab/>
-      <w:t>2026-03-19</w:t>
+      <w:t>2026-03-20</w:t>
       <w:br/>
       <w:br/>
     </w:r>

--- a/tillsyn/A 3317-2026 tillsynsbegäran.docx
+++ b/tillsyn/A 3317-2026 tillsynsbegäran.docx
@@ -356,7 +356,7 @@
     <w:r>
       <w:tab/>
       <w:tab/>
-      <w:t>2026-03-20</w:t>
+      <w:t>2026-03-21</w:t>
       <w:br/>
       <w:br/>
     </w:r>

--- a/tillsyn/A 3317-2026 tillsynsbegäran.docx
+++ b/tillsyn/A 3317-2026 tillsynsbegäran.docx
@@ -356,7 +356,7 @@
     <w:r>
       <w:tab/>
       <w:tab/>
-      <w:t>2026-03-21</w:t>
+      <w:t>2026-03-22</w:t>
       <w:br/>
       <w:br/>
     </w:r>

--- a/tillsyn/A 3317-2026 tillsynsbegäran.docx
+++ b/tillsyn/A 3317-2026 tillsynsbegäran.docx
@@ -356,7 +356,7 @@
     <w:r>
       <w:tab/>
       <w:tab/>
-      <w:t>2026-03-22</w:t>
+      <w:t>2026-03-23</w:t>
       <w:br/>
       <w:br/>
     </w:r>

--- a/tillsyn/A 3317-2026 tillsynsbegäran.docx
+++ b/tillsyn/A 3317-2026 tillsynsbegäran.docx
@@ -356,7 +356,7 @@
     <w:r>
       <w:tab/>
       <w:tab/>
-      <w:t>2026-03-23</w:t>
+      <w:t>2026-03-24</w:t>
       <w:br/>
       <w:br/>
     </w:r>

--- a/tillsyn/A 3317-2026 tillsynsbegäran.docx
+++ b/tillsyn/A 3317-2026 tillsynsbegäran.docx
@@ -356,7 +356,7 @@
     <w:r>
       <w:tab/>
       <w:tab/>
-      <w:t>2026-03-24</w:t>
+      <w:t>2026-03-25</w:t>
       <w:br/>
       <w:br/>
     </w:r>

--- a/tillsyn/A 3317-2026 tillsynsbegäran.docx
+++ b/tillsyn/A 3317-2026 tillsynsbegäran.docx
@@ -356,7 +356,7 @@
     <w:r>
       <w:tab/>
       <w:tab/>
-      <w:t>2026-03-25</w:t>
+      <w:t>2026-03-26</w:t>
       <w:br/>
       <w:br/>
     </w:r>

--- a/tillsyn/A 3317-2026 tillsynsbegäran.docx
+++ b/tillsyn/A 3317-2026 tillsynsbegäran.docx
@@ -35,7 +35,7 @@
     </w:p>
     <w:p>
       <w:r>
-        <w:t>I avverkningsanmälan har följande 1 naturvårdsarter hittats: entita (NT, §4). Av dessa är 1 rödlistade. För rödlistade arter har rödlistekategorin angivits inom parentes. För fridlysta arter anges även paragrafen i Artskyddsförordningen som arten är fridlyst enligt.</w:t>
+        <w:t>I avverkningsanmälan har följande 3 naturvårdsarter hittats: entita (NT, §4), mindre hackspett (NT, §4) och gröngöling (§4). Av dessa är 2 rödlistade. För rödlistade arter har rödlistekategorin angivits inom parentes. För fridlysta arter anges även paragrafen i Artskyddsförordningen som arten är fridlyst enligt.</w:t>
       </w:r>
     </w:p>
     <w:p>
@@ -50,7 +50,7 @@
       <w:r>
         <w:drawing>
           <wp:inline xmlns:a="http://schemas.openxmlformats.org/drawingml/2006/main" xmlns:pic="http://schemas.openxmlformats.org/drawingml/2006/picture">
-            <wp:extent cx="5486400" cy="3366941"/>
+            <wp:extent cx="5486400" cy="3302363"/>
             <wp:docPr id="1" name="Picture 1"/>
             <wp:cNvGraphicFramePr>
               <a:graphicFrameLocks noChangeAspect="1"/>
@@ -71,7 +71,7 @@
                   <pic:spPr>
                     <a:xfrm>
                       <a:off x="0" y="0"/>
-                      <a:ext cx="5486400" cy="3366941"/>
+                      <a:ext cx="5486400" cy="3302363"/>
                     </a:xfrm>
                     <a:prstGeom prst="rect"/>
                   </pic:spPr>
@@ -100,7 +100,7 @@
     </w:p>
     <w:p>
       <w:r>
-        <w:t>Följande fridlysta arter har sina livsmiljöer och växtplatser i den avverkningsanmälda skogen: entita (NT, §4).</w:t>
+        <w:t>Följande fridlysta arter har sina livsmiljöer och växtplatser i den avverkningsanmälda skogen: entita (NT, §4), mindre hackspett (NT, §4) och gröngöling (§4).</w:t>
       </w:r>
     </w:p>
     <w:p>
@@ -135,6 +135,26 @@
       </w:r>
       <w:r>
         <w:t xml:space="preserve"> (Skogsstyrelsen, 2016, SLU Artdatabanken, 2021).</w:t>
+      </w:r>
+    </w:p>
+    <w:p>
+      <w:r>
+        <w:rPr>
+          <w:b/>
+        </w:rPr>
+        <w:t>Mindre hackspett (NT, §4)</w:t>
+      </w:r>
+      <w:r>
+        <w:t xml:space="preserve"> är rödlistad som nära hotad, fridlyst och prioriterad art i Skogsvårdslagen. Minskningstakten har uppgått till 25 (10–40) % under de senaste 15 åren och bedöms vara nära gränsvärdet för Sårbar (VU). (A2bc). Arten har stora revir och höga krav när det gäller förekomst av lövskog på landskapsnivå. För att häcka framgångsrikt behöver ett par cirka 40 ha äldre lövdominerad skog inom ett område på upp till 200 ha. Under vintern kan födosök även ske i äldre grandominerad skog. Mindre hackspett är typisk art för </w:t>
+      </w:r>
+      <w:r>
+        <w:rPr>
+          <w:i/>
+        </w:rPr>
+        <w:t>9010 Taiga, 9750 Svämlövskog, 9080 Lövsumpskog, 9030 Landhöjningsskog och 9040 Fjällbjörkskog</w:t>
+      </w:r>
+      <w:r>
+        <w:t xml:space="preserve"> (SLU Artdatabanken, 2021; Skogsstyrelsen, 2016).</w:t>
       </w:r>
     </w:p>
     <w:p>
@@ -228,6 +248,79 @@
         <w:t>SLU Artdatabanken, Uppsala</w:t>
       </w:r>
     </w:p>
+    <w:p>
+      <w:pPr>
+        <w:pStyle w:val="Heading1"/>
+      </w:pPr>
+      <w:r>
+        <w:t>Mindre hackspett – ekologi samt krav på livsmiljön</w:t>
+      </w:r>
+    </w:p>
+    <w:p>
+      <w:r>
+        <w:t xml:space="preserve">Mindre hackspett (NT) är rödlistad som nära hotad, fridlyst och prioriterad art i Skogsvårdslagen. Den är typisk art för </w:t>
+      </w:r>
+      <w:r>
+        <w:rPr>
+          <w:i/>
+        </w:rPr>
+        <w:t>9010 Taiga, 9750 Svämlövskog, 9080 Lövsumpskog, 9030 Landhöjningsskog och 9040 Fjällbjörkskog</w:t>
+      </w:r>
+      <w:r>
+        <w:t>. Minskningstakten har uppgått till 25 (10–40) % under de senaste 15 åren och bedöms vara nära gränsvärdet för Sårbar (VU). (A2bc). (SLU Artdatabanken 2021).</w:t>
+      </w:r>
+    </w:p>
+    <w:p>
+      <w:r>
+        <w:t>Den mindre hackspetten lever i löv- och blandskog med förekomst av äldre lövträd, gärna ädellövträd i södra Sverige. Norrut förekommer arten i gamla löv- och blandskogar med al, björk och asp. Ett mycket glest bestånd förekommer i fjällbjörkskogen. Under vintern kan födosök ske även i äldre grandominerad skog, troligen för att den ger bättre skydd mot rovdjur och rovfåglar än ren lövskog. (SLU Artdatabanken, 2021).</w:t>
+      </w:r>
+    </w:p>
+    <w:p>
+      <w:r>
+        <w:t>Arten har stora revir och höga krav när det gäller förekomst av lövskog på landskapsnivå. För att häcka framgångsrikt behöver ett par cirka 40 ha äldre lövdominerad skog inom ett område på upp till 200 ha. Under vintern utsträcks födosöket till ett större område på flera hundra hektar, men varje individ återvänder till samma natthål kväll efter kväll. Arten häckar i murkna lövträdsstammar eller stubbar (oftast klibbal eller björk), vanligen 3–7 meter över marken. Ett nytt bohål hackas ut varje vår (Skogsstyrelsen, 2016 &amp; SLU Artdatabanken, 2021).</w:t>
+      </w:r>
+    </w:p>
+    <w:p>
+      <w:r>
+        <w:t>Den mindre hackspetten missgynnas av gallring i löv- och blandskogar, om lövträd tas bort. Vidare så missgynnas arten starkt genom avverkning av äldre lövträd, dränering och avverkning av al- och björkkärr, röjning eller gallring av täta strandskogar, alkärr samt borttagande av murkna träd och grenar. Nedhuggning av äldre hagmarksbjörkar och alar är också negativt. Arten hotas dessutom av biobränsleuttag i gamla inägomarker och andra lövskogar (Skogsstyrelsen, 2016 &amp; SLU Artdatabanken, 2021).</w:t>
+      </w:r>
+    </w:p>
+    <w:p>
+      <w:pPr>
+        <w:pStyle w:val="Heading2"/>
+      </w:pPr>
+      <w:r>
+        <w:t>Referenser – mindre hackspett</w:t>
+      </w:r>
+    </w:p>
+    <w:p>
+      <w:r>
+        <w:t xml:space="preserve">Skogsstyrelsen, 2016. </w:t>
+      </w:r>
+      <w:r>
+        <w:rPr>
+          <w:i/>
+        </w:rPr>
+        <w:t xml:space="preserve">Vägledning för hänsyn till mindre hackspett. </w:t>
+      </w:r>
+      <w:r>
+        <w:t>https://www.skogsstyrelsen.se/globalassets/lag-och-tillsyn/artskydd/vagledningar-for-hansyn-till-faglar/mindre-hackspett-vagledning-hansyn2.pdf</w:t>
+      </w:r>
+    </w:p>
+    <w:p>
+      <w:r>
+        <w:t xml:space="preserve">SLU Artdatabanken, 2021. </w:t>
+      </w:r>
+      <w:r>
+        <w:rPr>
+          <w:i/>
+        </w:rPr>
+        <w:t xml:space="preserve">Artfaktablad. Naturvård – artfakta. </w:t>
+      </w:r>
+      <w:r>
+        <w:t>SLU Artdatabanken, Uppsala</w:t>
+      </w:r>
+    </w:p>
     <w:sectPr>
       <w:headerReference w:type="even" r:id="rId8"/>
       <w:headerReference w:type="default" r:id="rId9"/>
@@ -356,7 +449,7 @@
     <w:r>
       <w:tab/>
       <w:tab/>
-      <w:t>2026-03-26</w:t>
+      <w:t>2026-03-27</w:t>
       <w:br/>
       <w:br/>
     </w:r>

--- a/tillsyn/A 3317-2026 tillsynsbegäran.docx
+++ b/tillsyn/A 3317-2026 tillsynsbegäran.docx
@@ -449,7 +449,7 @@
     <w:r>
       <w:tab/>
       <w:tab/>
-      <w:t>2026-03-27</w:t>
+      <w:t>2026-03-28</w:t>
       <w:br/>
       <w:br/>
     </w:r>

--- a/tillsyn/A 3317-2026 tillsynsbegäran.docx
+++ b/tillsyn/A 3317-2026 tillsynsbegäran.docx
@@ -449,7 +449,7 @@
     <w:r>
       <w:tab/>
       <w:tab/>
-      <w:t>2026-03-28</w:t>
+      <w:t>2026-03-29</w:t>
       <w:br/>
       <w:br/>
     </w:r>

--- a/tillsyn/A 3317-2026 tillsynsbegäran.docx
+++ b/tillsyn/A 3317-2026 tillsynsbegäran.docx
@@ -449,7 +449,7 @@
     <w:r>
       <w:tab/>
       <w:tab/>
-      <w:t>2026-03-29</w:t>
+      <w:t>2026-03-30</w:t>
       <w:br/>
       <w:br/>
     </w:r>

--- a/tillsyn/A 3317-2026 tillsynsbegäran.docx
+++ b/tillsyn/A 3317-2026 tillsynsbegäran.docx
@@ -35,7 +35,7 @@
     </w:p>
     <w:p>
       <w:r>
-        <w:t>I avverkningsanmälan har följande 3 naturvårdsarter hittats: entita (NT, §4), mindre hackspett (NT, §4) och gröngöling (§4). Av dessa är 2 rödlistade. För rödlistade arter har rödlistekategorin angivits inom parentes. För fridlysta arter anges även paragrafen i Artskyddsförordningen som arten är fridlyst enligt.</w:t>
+        <w:t>I avverkningsanmälan har följande 4 naturvårdsarter hittats: björktrast (NT, §4), entita (NT, §4), mindre hackspett (NT, §4) och gröngöling (§4). Av dessa är 3 rödlistade. För rödlistade arter har rödlistekategorin angivits inom parentes. För fridlysta arter anges även paragrafen i Artskyddsförordningen som arten är fridlyst enligt.</w:t>
       </w:r>
     </w:p>
     <w:p>
@@ -100,7 +100,7 @@
     </w:p>
     <w:p>
       <w:r>
-        <w:t>Följande fridlysta arter har sina livsmiljöer och växtplatser i den avverkningsanmälda skogen: entita (NT, §4), mindre hackspett (NT, §4) och gröngöling (§4).</w:t>
+        <w:t>Följande fridlysta arter har sina livsmiljöer och växtplatser i den avverkningsanmälda skogen: björktrast (NT, §4), entita (NT, §4), mindre hackspett (NT, §4) och gröngöling (§4).</w:t>
       </w:r>
     </w:p>
     <w:p>
@@ -449,7 +449,7 @@
     <w:r>
       <w:tab/>
       <w:tab/>
-      <w:t>2026-03-30</w:t>
+      <w:t>2026-03-31</w:t>
       <w:br/>
       <w:br/>
     </w:r>

--- a/tillsyn/A 3317-2026 tillsynsbegäran.docx
+++ b/tillsyn/A 3317-2026 tillsynsbegäran.docx
@@ -449,7 +449,7 @@
     <w:r>
       <w:tab/>
       <w:tab/>
-      <w:t>2026-03-31</w:t>
+      <w:t>2026-04-01</w:t>
       <w:br/>
       <w:br/>
     </w:r>

--- a/tillsyn/A 3317-2026 tillsynsbegäran.docx
+++ b/tillsyn/A 3317-2026 tillsynsbegäran.docx
@@ -449,7 +449,7 @@
     <w:r>
       <w:tab/>
       <w:tab/>
-      <w:t>2026-04-01</w:t>
+      <w:t>2026-04-02</w:t>
       <w:br/>
       <w:br/>
     </w:r>

--- a/tillsyn/A 3317-2026 tillsynsbegäran.docx
+++ b/tillsyn/A 3317-2026 tillsynsbegäran.docx
@@ -449,7 +449,7 @@
     <w:r>
       <w:tab/>
       <w:tab/>
-      <w:t>2026-04-02</w:t>
+      <w:t>2026-04-03</w:t>
       <w:br/>
       <w:br/>
     </w:r>

--- a/tillsyn/A 3317-2026 tillsynsbegäran.docx
+++ b/tillsyn/A 3317-2026 tillsynsbegäran.docx
@@ -449,7 +449,7 @@
     <w:r>
       <w:tab/>
       <w:tab/>
-      <w:t>2026-04-03</w:t>
+      <w:t>2026-04-04</w:t>
       <w:br/>
       <w:br/>
     </w:r>

--- a/tillsyn/A 3317-2026 tillsynsbegäran.docx
+++ b/tillsyn/A 3317-2026 tillsynsbegäran.docx
@@ -449,7 +449,7 @@
     <w:r>
       <w:tab/>
       <w:tab/>
-      <w:t>2026-04-04</w:t>
+      <w:t>2026-04-05</w:t>
       <w:br/>
       <w:br/>
     </w:r>

--- a/tillsyn/A 3317-2026 tillsynsbegäran.docx
+++ b/tillsyn/A 3317-2026 tillsynsbegäran.docx
@@ -449,7 +449,7 @@
     <w:r>
       <w:tab/>
       <w:tab/>
-      <w:t>2026-04-05</w:t>
+      <w:t>2026-04-06</w:t>
       <w:br/>
       <w:br/>
     </w:r>

--- a/tillsyn/A 3317-2026 tillsynsbegäran.docx
+++ b/tillsyn/A 3317-2026 tillsynsbegäran.docx
@@ -449,7 +449,7 @@
     <w:r>
       <w:tab/>
       <w:tab/>
-      <w:t>2026-04-06</w:t>
+      <w:t>2026-04-07</w:t>
       <w:br/>
       <w:br/>
     </w:r>

--- a/tillsyn/A 3317-2026 tillsynsbegäran.docx
+++ b/tillsyn/A 3317-2026 tillsynsbegäran.docx
@@ -449,7 +449,7 @@
     <w:r>
       <w:tab/>
       <w:tab/>
-      <w:t>2026-04-07</w:t>
+      <w:t>2026-04-08</w:t>
       <w:br/>
       <w:br/>
     </w:r>

--- a/tillsyn/A 3317-2026 tillsynsbegäran.docx
+++ b/tillsyn/A 3317-2026 tillsynsbegäran.docx
@@ -449,7 +449,7 @@
     <w:r>
       <w:tab/>
       <w:tab/>
-      <w:t>2026-04-08</w:t>
+      <w:t>2026-04-09</w:t>
       <w:br/>
       <w:br/>
     </w:r>

--- a/tillsyn/A 3317-2026 tillsynsbegäran.docx
+++ b/tillsyn/A 3317-2026 tillsynsbegäran.docx
@@ -449,7 +449,7 @@
     <w:r>
       <w:tab/>
       <w:tab/>
-      <w:t>2026-04-09</w:t>
+      <w:t>2026-04-10</w:t>
       <w:br/>
       <w:br/>
     </w:r>

--- a/tillsyn/A 3317-2026 tillsynsbegäran.docx
+++ b/tillsyn/A 3317-2026 tillsynsbegäran.docx
@@ -449,7 +449,7 @@
     <w:r>
       <w:tab/>
       <w:tab/>
-      <w:t>2026-04-10</w:t>
+      <w:t>2026-04-11</w:t>
       <w:br/>
       <w:br/>
     </w:r>

--- a/tillsyn/A 3317-2026 tillsynsbegäran.docx
+++ b/tillsyn/A 3317-2026 tillsynsbegäran.docx
@@ -449,7 +449,7 @@
     <w:r>
       <w:tab/>
       <w:tab/>
-      <w:t>2026-04-11</w:t>
+      <w:t>2026-04-12</w:t>
       <w:br/>
       <w:br/>
     </w:r>

--- a/tillsyn/A 3317-2026 tillsynsbegäran.docx
+++ b/tillsyn/A 3317-2026 tillsynsbegäran.docx
@@ -449,7 +449,7 @@
     <w:r>
       <w:tab/>
       <w:tab/>
-      <w:t>2026-04-14</w:t>
+      <w:t>2026-04-15</w:t>
       <w:br/>
       <w:br/>
     </w:r>

--- a/tillsyn/A 3317-2026 tillsynsbegäran.docx
+++ b/tillsyn/A 3317-2026 tillsynsbegäran.docx
@@ -449,7 +449,7 @@
     <w:r>
       <w:tab/>
       <w:tab/>
-      <w:t>2026-04-15</w:t>
+      <w:t>2026-04-16</w:t>
       <w:br/>
       <w:br/>
     </w:r>

--- a/tillsyn/A 3317-2026 tillsynsbegäran.docx
+++ b/tillsyn/A 3317-2026 tillsynsbegäran.docx
@@ -449,7 +449,7 @@
     <w:r>
       <w:tab/>
       <w:tab/>
-      <w:t>2026-04-16</w:t>
+      <w:t>2026-04-17</w:t>
       <w:br/>
       <w:br/>
     </w:r>

--- a/tillsyn/A 3317-2026 tillsynsbegäran.docx
+++ b/tillsyn/A 3317-2026 tillsynsbegäran.docx
@@ -449,7 +449,7 @@
     <w:r>
       <w:tab/>
       <w:tab/>
-      <w:t>2026-04-17</w:t>
+      <w:t>2026-04-18</w:t>
       <w:br/>
       <w:br/>
     </w:r>

--- a/tillsyn/A 3317-2026 tillsynsbegäran.docx
+++ b/tillsyn/A 3317-2026 tillsynsbegäran.docx
@@ -449,7 +449,7 @@
     <w:r>
       <w:tab/>
       <w:tab/>
-      <w:t>2026-04-18</w:t>
+      <w:t>2026-04-19</w:t>
       <w:br/>
       <w:br/>
     </w:r>

--- a/tillsyn/A 3317-2026 tillsynsbegäran.docx
+++ b/tillsyn/A 3317-2026 tillsynsbegäran.docx
@@ -449,7 +449,7 @@
     <w:r>
       <w:tab/>
       <w:tab/>
-      <w:t>2026-04-19</w:t>
+      <w:t>2026-04-20</w:t>
       <w:br/>
       <w:br/>
     </w:r>

--- a/tillsyn/A 3317-2026 tillsynsbegäran.docx
+++ b/tillsyn/A 3317-2026 tillsynsbegäran.docx
@@ -449,7 +449,7 @@
     <w:r>
       <w:tab/>
       <w:tab/>
-      <w:t>2026-04-20</w:t>
+      <w:t>2026-04-21</w:t>
       <w:br/>
       <w:br/>
     </w:r>

--- a/tillsyn/A 3317-2026 tillsynsbegäran.docx
+++ b/tillsyn/A 3317-2026 tillsynsbegäran.docx
@@ -449,7 +449,7 @@
     <w:r>
       <w:tab/>
       <w:tab/>
-      <w:t>2026-04-21</w:t>
+      <w:t>2026-04-22</w:t>
       <w:br/>
       <w:br/>
     </w:r>

--- a/tillsyn/A 3317-2026 tillsynsbegäran.docx
+++ b/tillsyn/A 3317-2026 tillsynsbegäran.docx
@@ -449,7 +449,7 @@
     <w:r>
       <w:tab/>
       <w:tab/>
-      <w:t>2026-04-22</w:t>
+      <w:t>2026-04-23</w:t>
       <w:br/>
       <w:br/>
     </w:r>

--- a/tillsyn/A 3317-2026 tillsynsbegäran.docx
+++ b/tillsyn/A 3317-2026 tillsynsbegäran.docx
@@ -449,7 +449,7 @@
     <w:r>
       <w:tab/>
       <w:tab/>
-      <w:t>2026-04-23</w:t>
+      <w:t>2026-04-24</w:t>
       <w:br/>
       <w:br/>
     </w:r>

--- a/tillsyn/A 3317-2026 tillsynsbegäran.docx
+++ b/tillsyn/A 3317-2026 tillsynsbegäran.docx
@@ -449,7 +449,7 @@
     <w:r>
       <w:tab/>
       <w:tab/>
-      <w:t>2026-04-24</w:t>
+      <w:t>2026-04-25</w:t>
       <w:br/>
       <w:br/>
     </w:r>

--- a/tillsyn/A 3317-2026 tillsynsbegäran.docx
+++ b/tillsyn/A 3317-2026 tillsynsbegäran.docx
@@ -449,7 +449,7 @@
     <w:r>
       <w:tab/>
       <w:tab/>
-      <w:t>2026-04-25</w:t>
+      <w:t>2026-04-26</w:t>
       <w:br/>
       <w:br/>
     </w:r>

--- a/tillsyn/A 3317-2026 tillsynsbegäran.docx
+++ b/tillsyn/A 3317-2026 tillsynsbegäran.docx
@@ -449,7 +449,7 @@
     <w:r>
       <w:tab/>
       <w:tab/>
-      <w:t>2026-04-26</w:t>
+      <w:t>2026-04-27</w:t>
       <w:br/>
       <w:br/>
     </w:r>

--- a/tillsyn/A 3317-2026 tillsynsbegäran.docx
+++ b/tillsyn/A 3317-2026 tillsynsbegäran.docx
@@ -449,7 +449,7 @@
     <w:r>
       <w:tab/>
       <w:tab/>
-      <w:t>2026-04-27</w:t>
+      <w:t>2026-04-28</w:t>
       <w:br/>
       <w:br/>
     </w:r>

--- a/tillsyn/A 3317-2026 tillsynsbegäran.docx
+++ b/tillsyn/A 3317-2026 tillsynsbegäran.docx
@@ -449,7 +449,7 @@
     <w:r>
       <w:tab/>
       <w:tab/>
-      <w:t>2026-04-28</w:t>
+      <w:t>2026-04-29</w:t>
       <w:br/>
       <w:br/>
     </w:r>

--- a/tillsyn/A 3317-2026 tillsynsbegäran.docx
+++ b/tillsyn/A 3317-2026 tillsynsbegäran.docx
@@ -449,7 +449,7 @@
     <w:r>
       <w:tab/>
       <w:tab/>
-      <w:t>2026-04-29</w:t>
+      <w:t>2026-04-30</w:t>
       <w:br/>
       <w:br/>
     </w:r>

--- a/tillsyn/A 3317-2026 tillsynsbegäran.docx
+++ b/tillsyn/A 3317-2026 tillsynsbegäran.docx
@@ -449,7 +449,7 @@
     <w:r>
       <w:tab/>
       <w:tab/>
-      <w:t>2026-04-30</w:t>
+      <w:t>2026-05-01</w:t>
       <w:br/>
       <w:br/>
     </w:r>

--- a/tillsyn/A 3317-2026 tillsynsbegäran.docx
+++ b/tillsyn/A 3317-2026 tillsynsbegäran.docx
@@ -449,7 +449,7 @@
     <w:r>
       <w:tab/>
       <w:tab/>
-      <w:t>2026-05-01</w:t>
+      <w:t>2026-05-02</w:t>
       <w:br/>
       <w:br/>
     </w:r>

--- a/tillsyn/A 3317-2026 tillsynsbegäran.docx
+++ b/tillsyn/A 3317-2026 tillsynsbegäran.docx
@@ -449,7 +449,7 @@
     <w:r>
       <w:tab/>
       <w:tab/>
-      <w:t>2026-05-02</w:t>
+      <w:t>2026-05-03</w:t>
       <w:br/>
       <w:br/>
     </w:r>

--- a/tillsyn/A 3317-2026 tillsynsbegäran.docx
+++ b/tillsyn/A 3317-2026 tillsynsbegäran.docx
@@ -449,7 +449,7 @@
     <w:r>
       <w:tab/>
       <w:tab/>
-      <w:t>2026-05-16</w:t>
+      <w:t>2026-05-17</w:t>
       <w:br/>
       <w:br/>
     </w:r>

--- a/tillsyn/A 3317-2026 tillsynsbegäran.docx
+++ b/tillsyn/A 3317-2026 tillsynsbegäran.docx
@@ -449,7 +449,7 @@
     <w:r>
       <w:tab/>
       <w:tab/>
-      <w:t>2026-06-15</w:t>
+      <w:t>2026-06-16</w:t>
       <w:br/>
       <w:br/>
     </w:r>

--- a/tillsyn/A 3317-2026 tillsynsbegäran.docx
+++ b/tillsyn/A 3317-2026 tillsynsbegäran.docx
@@ -449,7 +449,7 @@
     <w:r>
       <w:tab/>
       <w:tab/>
-      <w:t>2026-06-16</w:t>
+      <w:t>2026-06-17</w:t>
       <w:br/>
       <w:br/>
     </w:r>

--- a/tillsyn/A 3317-2026 tillsynsbegäran.docx
+++ b/tillsyn/A 3317-2026 tillsynsbegäran.docx
@@ -1,6 +1,6 @@
 
 <file path=word/document.xml><?xml version="1.0" encoding="utf-8"?>
-<w:document xmlns:wpc="http://schemas.microsoft.com/office/word/2010/wordprocessingCanvas" xmlns:cx="http://schemas.microsoft.com/office/drawing/2014/chartex" xmlns:cx1="http://schemas.microsoft.com/office/drawing/2015/9/8/chartex" xmlns:cx2="http://schemas.microsoft.com/office/drawing/2015/10/21/chartex" xmlns:cx3="http://schemas.microsoft.com/office/drawing/2016/5/9/chartex" xmlns:cx4="http://schemas.microsoft.com/office/drawing/2016/5/10/chartex" xmlns:cx5="http://schemas.microsoft.com/office/drawing/2016/5/11/chartex" xmlns:cx6="http://schemas.microsoft.com/office/drawing/2016/5/12/chartex" xmlns:cx7="http://schemas.microsoft.com/office/drawing/2016/5/13/chartex" xmlns:cx8="http://schemas.microsoft.com/office/drawing/2016/5/14/chartex" xmlns:mc="http://schemas.openxmlformats.org/markup-compatibility/2006" xmlns:aink="http://schemas.microsoft.com/office/drawing/2016/ink" xmlns:am3d="http://schemas.microsoft.com/office/drawing/2017/model3d" xmlns:o="urn:schemas-microsoft-com:office:office" xmlns:oel="http://schemas.microsoft.com/office/2019/extlst" xmlns:r="http://schemas.openxmlformats.org/officeDocument/2006/relationships" xmlns:m="http://schemas.openxmlformats.org/officeDocument/2006/math" xmlns:v="urn:schemas-microsoft-com:vml" xmlns:wp14="http://schemas.microsoft.com/office/word/2010/wordprocessingDrawing" xmlns:wp="http://schemas.openxmlformats.org/drawingml/2006/wordprocessingDrawing" xmlns:w10="urn:schemas-microsoft-com:office:word" xmlns:w="http://schemas.openxmlformats.org/wordprocessingml/2006/main" xmlns:w14="http://schemas.microsoft.com/office/word/2010/wordml" xmlns:w15="http://schemas.microsoft.com/office/word/2012/wordml" xmlns:w16cex="http://schemas.microsoft.com/office/word/2018/wordml/cex" xmlns:w16cid="http://schemas.microsoft.com/office/word/2016/wordml/cid" xmlns:w16="http://schemas.microsoft.com/office/word/2018/wordml" xmlns:w16sdtdh="http://schemas.microsoft.com/office/word/2020/wordml/sdtdatahash" xmlns:w16se="http://schemas.microsoft.com/office/word/2015/wordml/symex" xmlns:wpg="http://schemas.microsoft.com/office/word/2010/wordprocessingGroup" xmlns:wpi="http://schemas.microsoft.com/office/word/2010/wordprocessingInk" xmlns:wne="http://schemas.microsoft.com/office/word/2006/wordml" xmlns:wps="http://schemas.microsoft.com/office/word/2010/wordprocessingShape" mc:Ignorable="w14 w15 w16se w16cid w16 w16cex w16sdtdh wp14">
+<w:document xmlns:wpc="http://schemas.microsoft.com/office/word/2010/wordprocessingCanvas" xmlns:cx="http://schemas.microsoft.com/office/drawing/2014/chartex" xmlns:cx1="http://schemas.microsoft.com/office/drawing/2015/9/8/chartex" xmlns:cx2="http://schemas.microsoft.com/office/drawing/2015/10/21/chartex" xmlns:cx3="http://schemas.microsoft.com/office/drawing/2016/5/9/chartex" xmlns:cx4="http://schemas.microsoft.com/office/drawing/2016/5/10/chartex" xmlns:cx5="http://schemas.microsoft.com/office/drawing/2016/5/11/chartex" xmlns:cx6="http://schemas.microsoft.com/office/drawing/2016/5/12/chartex" xmlns:cx7="http://schemas.microsoft.com/office/drawing/2016/5/13/chartex" xmlns:cx8="http://schemas.microsoft.com/office/drawing/2016/5/14/chartex" xmlns:mc="http://schemas.openxmlformats.org/markup-compatibility/2006" xmlns:aink="http://schemas.microsoft.com/office/drawing/2016/ink" xmlns:am3d="http://schemas.microsoft.com/office/drawing/2017/model3d" xmlns:o="urn:schemas-microsoft-com:office:office" xmlns:oel="http://schemas.microsoft.com/office/2019/extlst" xmlns:r="http://schemas.openxmlformats.org/officeDocument/2006/relationships" xmlns:m="http://schemas.openxmlformats.org/officeDocument/2006/math" xmlns:v="urn:schemas-microsoft-com:vml" xmlns:wp14="http://schemas.microsoft.com/office/word/2010/wordprocessingDrawing" xmlns:wp="http://schemas.openxmlformats.org/drawingml/2006/wordprocessingDrawing" xmlns:w10="urn:schemas-microsoft-com:office:word" xmlns:w="http://schemas.openxmlformats.org/wordprocessingml/2006/main" xmlns:w14="http://schemas.microsoft.com/office/word/2010/wordml" xmlns:w15="http://schemas.microsoft.com/office/word/2012/wordml" xmlns:w16cex="http://schemas.microsoft.com/office/word/2018/wordml/cex" xmlns:w16cid="http://schemas.microsoft.com/office/word/2016/wordml/cid" xmlns:w16="http://schemas.microsoft.com/office/word/2018/wordml" xmlns:w16du="http://schemas.microsoft.com/office/word/2023/wordml/word16du" xmlns:w16sdtdh="http://schemas.microsoft.com/office/word/2020/wordml/sdtdatahash" xmlns:w16sdtfl="http://schemas.microsoft.com/office/word/2024/wordml/sdtformatlock" xmlns:w16se="http://schemas.microsoft.com/office/word/2015/wordml/symex" xmlns:wpg="http://schemas.microsoft.com/office/word/2010/wordprocessingGroup" xmlns:wpi="http://schemas.microsoft.com/office/word/2010/wordprocessingInk" xmlns:wne="http://schemas.microsoft.com/office/word/2006/wordml" xmlns:wps="http://schemas.microsoft.com/office/word/2010/wordprocessingShape" mc:Ignorable="w14 w15 w16se w16cid w16 w16cex w16sdtdh w16sdtfl w16du wp14">
   <w:body>
     <w:p>
       <w:pPr>
@@ -12,35 +12,10 @@
     </w:p>
     <w:p>
       <w:r>
-        <w:t>Detta dokument behandlar höga naturvärden i avverkningsanmälan A 3317-2026 i Ängelholms kommun. Denna avverkningsanmälan inkom 2026-01-19 00:00:00 och omfattar 2,9 ha.</w:t>
+        <w:t>Detta dokument behandlar höga naturvärden i avverkningsanmälan A 3317-2026 i Ängelholms kommun som inkom 2026-01-19 och omfattar 2,9 ha.</w:t>
       </w:r>
-    </w:p>
-    <w:p>
       <w:r>
-        <w:t>Vi begär härmed att Skogsstyrelsen fattar beslut enligt miljöbalken som säkerställer att skogens höga naturvärden bevaras samt säkerställer att EU-lagstiftning efterlevs och att artskyddsbrott förhindras. Vi önskar även ta del av de ställningstaganden och beslut som myndigheterna meddelar till följd av aktuell avverkningsanmälan och föreningens inlaga (se 34 § förvaltningslagen).</w:t>
-      </w:r>
-    </w:p>
-    <w:p>
-      <w:r>
-        <w:t>Nedan beskrivs fynd av naturvårdsarter och fridlysta arter som gjorts i det avverkningsanmälda området. I BILAGA 1 finns artfakta om fridlysta arter.</w:t>
-      </w:r>
-    </w:p>
-    <w:p>
-      <w:pPr>
-        <w:pStyle w:val="Heading1"/>
-      </w:pPr>
-      <w:r>
-        <w:t>Naturvårdsarter</w:t>
-      </w:r>
-    </w:p>
-    <w:p>
-      <w:r>
-        <w:t>I avverkningsanmälan har följande 4 naturvårdsarter hittats: björktrast (NT, §4), entita (NT, §4), mindre hackspett (NT, §4) och gröngöling (§4). Av dessa är 3 rödlistade. För rödlistade arter har rödlistekategorin angivits inom parentes. För fridlysta arter anges även paragrafen i Artskyddsförordningen som arten är fridlyst enligt.</w:t>
-      </w:r>
-    </w:p>
-    <w:p>
-      <w:r>
-        <w:t>De påträffade naturvårdsarterna är ett tydligt kvitto på att detta rör sig om en skog med höga naturvärden. I Figur 1 visas en karta över det avverkningsanmälda området, där samtliga fyndplatser för naturvårdsarter som finns registrerade på Artportalen har markerats.</w:t>
+        <w:t xml:space="preserve"> I Figur 1 visas fyndplatser för naturvårdsarter i området, som finns registrerade på Artportalen.</w:t>
       </w:r>
     </w:p>
     <w:p>
@@ -50,7 +25,7 @@
       <w:r>
         <w:drawing>
           <wp:inline xmlns:a="http://schemas.openxmlformats.org/drawingml/2006/main" xmlns:pic="http://schemas.openxmlformats.org/drawingml/2006/picture">
-            <wp:extent cx="5486400" cy="3302363"/>
+            <wp:extent cx="5486400" cy="4343871"/>
             <wp:docPr id="1" name="Picture 1"/>
             <wp:cNvGraphicFramePr>
               <a:graphicFrameLocks noChangeAspect="1"/>
@@ -71,7 +46,7 @@
                   <pic:spPr>
                     <a:xfrm>
                       <a:off x="0" y="0"/>
-                      <a:ext cx="5486400" cy="3302363"/>
+                      <a:ext cx="5486400" cy="4343871"/>
                     </a:xfrm>
                     <a:prstGeom prst="rect"/>
                   </pic:spPr>
@@ -85,9 +60,25 @@
     <w:p>
       <w:pPr>
         <w:pStyle w:val="Caption"/>
+        <w:spacing w:after="240"/>
       </w:pPr>
       <w:r>
-        <w:t>Figur 1. Fyndplatser för naturvårdsarter i det avverkningsanmälda området (röd linje). Markörer utan svart kant är placerade på fyndplatsen. Markörer med svart kant är placerade vid sidan av fyndplatsen och har ett svart streck som visar fyndplatsens exakta position. Kartans mittpunktskoordinat är N 6247800, E 372692 i SWEREF 99 TM.</w:t>
+        <w:t>Figur 1. Fyndplatser för naturvårdsarter i avverkningsanmälan (röd linje). Inom parentes anges rödlistekategorier, S för signalarter, Tför typiska arter och fridlysningsparagrafer i artskyddsförordningen.Markörer utan svart kant är placerade på fyndplatsen. Markörer med svart kant är placerade vid sidan av fyndplatsen och har ett svart streck som visar fyndplatsens exakta position. Kartans mittpunktskoordinat är N 6247800, E 372692 i SWEREF 99 TM.</w:t>
+      </w:r>
+    </w:p>
+    <w:p>
+      <w:r>
+        <w:t>Vi begär härmed att Skogsstyrelsen fattar beslut enligt miljöbalken som säkerställer att skogens höga naturvärden bevaras samt att EU-lagstiftning efterlevs och att artskyddsbrott förhindras.</w:t>
+      </w:r>
+    </w:p>
+    <w:p>
+      <w:r>
+        <w:t>Vi önskar även ta del av de ställningstaganden och beslut som myndigheten meddelar till följd av aktuell avverkningsanmälan och föreningens inlaga (se 34 § förvaltningslagen).</w:t>
+      </w:r>
+    </w:p>
+    <w:p>
+      <w:r>
+        <w:t>Nedan beskrivs fynd av naturvårdsarter och fridlysta arter som gjorts i det avverkningsanmälda området. I BILAGA 1 finns artfakta om fridlysta arter.</w:t>
       </w:r>
     </w:p>
     <w:p>
@@ -95,12 +86,30 @@
         <w:pStyle w:val="Heading1"/>
       </w:pPr>
       <w:r>
+        <w:t>Naturvårdsarter</w:t>
+      </w:r>
+    </w:p>
+    <w:p>
+      <w:r>
+        <w:t>I avverkningsanmälan har följande 3 naturvårdsarter hittats: entita (NT, T, §4), mindre hackspett (NT, T, §4) och gröngöling (§4). Av dessa är 2 rödlistade. För rödlistade arter har rödlistekategorin angivits inom parentes. Typiska arter inom Natura 2000 som är kopplade till skogsekosystem har markerats med (T). För fridlysta arter anges även paragrafen i Artskyddsförordningen som arten är fridlyst enligt.</w:t>
+      </w:r>
+    </w:p>
+    <w:p>
+      <w:r>
+        <w:t>De påträffade naturvårdsarterna är ett tydligt kvitto på att det rör sig om en skog med höga naturvärden.</w:t>
+      </w:r>
+    </w:p>
+    <w:p>
+      <w:pPr>
+        <w:pStyle w:val="Heading2"/>
+      </w:pPr>
+      <w:r>
         <w:t>Fridlysta arter</w:t>
       </w:r>
     </w:p>
     <w:p>
       <w:r>
-        <w:t>Följande fridlysta arter har sina livsmiljöer och växtplatser i den avverkningsanmälda skogen: björktrast (NT, §4), entita (NT, §4), mindre hackspett (NT, §4) och gröngöling (§4).</w:t>
+        <w:t>Följande fridlysta arter har sina livsmiljöer och växtplatser i den avverkningsanmälda skogen: entita (NT, T, §4), mindre hackspett (NT, T, §4) och gröngöling (§4).</w:t>
       </w:r>
     </w:p>
     <w:p>
@@ -339,7 +348,7 @@
 </file>
 
 <file path=word/endnotes.xml><?xml version="1.0" encoding="utf-8"?>
-<w:endnotes xmlns:wpc="http://schemas.microsoft.com/office/word/2010/wordprocessingCanvas" xmlns:cx="http://schemas.microsoft.com/office/drawing/2014/chartex" xmlns:cx1="http://schemas.microsoft.com/office/drawing/2015/9/8/chartex" xmlns:cx2="http://schemas.microsoft.com/office/drawing/2015/10/21/chartex" xmlns:cx3="http://schemas.microsoft.com/office/drawing/2016/5/9/chartex" xmlns:cx4="http://schemas.microsoft.com/office/drawing/2016/5/10/chartex" xmlns:cx5="http://schemas.microsoft.com/office/drawing/2016/5/11/chartex" xmlns:cx6="http://schemas.microsoft.com/office/drawing/2016/5/12/chartex" xmlns:cx7="http://schemas.microsoft.com/office/drawing/2016/5/13/chartex" xmlns:cx8="http://schemas.microsoft.com/office/drawing/2016/5/14/chartex" xmlns:mc="http://schemas.openxmlformats.org/markup-compatibility/2006" xmlns:aink="http://schemas.microsoft.com/office/drawing/2016/ink" xmlns:am3d="http://schemas.microsoft.com/office/drawing/2017/model3d" xmlns:o="urn:schemas-microsoft-com:office:office" xmlns:oel="http://schemas.microsoft.com/office/2019/extlst" xmlns:r="http://schemas.openxmlformats.org/officeDocument/2006/relationships" xmlns:m="http://schemas.openxmlformats.org/officeDocument/2006/math" xmlns:v="urn:schemas-microsoft-com:vml" xmlns:wp14="http://schemas.microsoft.com/office/word/2010/wordprocessingDrawing" xmlns:wp="http://schemas.openxmlformats.org/drawingml/2006/wordprocessingDrawing" xmlns:w10="urn:schemas-microsoft-com:office:word" xmlns:w="http://schemas.openxmlformats.org/wordprocessingml/2006/main" xmlns:w14="http://schemas.microsoft.com/office/word/2010/wordml" xmlns:w15="http://schemas.microsoft.com/office/word/2012/wordml" xmlns:w16cex="http://schemas.microsoft.com/office/word/2018/wordml/cex" xmlns:w16cid="http://schemas.microsoft.com/office/word/2016/wordml/cid" xmlns:w16="http://schemas.microsoft.com/office/word/2018/wordml" xmlns:w16sdtdh="http://schemas.microsoft.com/office/word/2020/wordml/sdtdatahash" xmlns:w16se="http://schemas.microsoft.com/office/word/2015/wordml/symex" xmlns:wpg="http://schemas.microsoft.com/office/word/2010/wordprocessingGroup" xmlns:wpi="http://schemas.microsoft.com/office/word/2010/wordprocessingInk" xmlns:wne="http://schemas.microsoft.com/office/word/2006/wordml" xmlns:wps="http://schemas.microsoft.com/office/word/2010/wordprocessingShape" mc:Ignorable="w14 w15 w16se w16cid w16 w16cex w16sdtdh wp14">
+<w:endnotes xmlns:wpc="http://schemas.microsoft.com/office/word/2010/wordprocessingCanvas" xmlns:cx="http://schemas.microsoft.com/office/drawing/2014/chartex" xmlns:cx1="http://schemas.microsoft.com/office/drawing/2015/9/8/chartex" xmlns:cx2="http://schemas.microsoft.com/office/drawing/2015/10/21/chartex" xmlns:cx3="http://schemas.microsoft.com/office/drawing/2016/5/9/chartex" xmlns:cx4="http://schemas.microsoft.com/office/drawing/2016/5/10/chartex" xmlns:cx5="http://schemas.microsoft.com/office/drawing/2016/5/11/chartex" xmlns:cx6="http://schemas.microsoft.com/office/drawing/2016/5/12/chartex" xmlns:cx7="http://schemas.microsoft.com/office/drawing/2016/5/13/chartex" xmlns:cx8="http://schemas.microsoft.com/office/drawing/2016/5/14/chartex" xmlns:mc="http://schemas.openxmlformats.org/markup-compatibility/2006" xmlns:aink="http://schemas.microsoft.com/office/drawing/2016/ink" xmlns:am3d="http://schemas.microsoft.com/office/drawing/2017/model3d" xmlns:o="urn:schemas-microsoft-com:office:office" xmlns:oel="http://schemas.microsoft.com/office/2019/extlst" xmlns:r="http://schemas.openxmlformats.org/officeDocument/2006/relationships" xmlns:m="http://schemas.openxmlformats.org/officeDocument/2006/math" xmlns:v="urn:schemas-microsoft-com:vml" xmlns:wp14="http://schemas.microsoft.com/office/word/2010/wordprocessingDrawing" xmlns:wp="http://schemas.openxmlformats.org/drawingml/2006/wordprocessingDrawing" xmlns:w10="urn:schemas-microsoft-com:office:word" xmlns:w="http://schemas.openxmlformats.org/wordprocessingml/2006/main" xmlns:w14="http://schemas.microsoft.com/office/word/2010/wordml" xmlns:w15="http://schemas.microsoft.com/office/word/2012/wordml" xmlns:w16cex="http://schemas.microsoft.com/office/word/2018/wordml/cex" xmlns:w16cid="http://schemas.microsoft.com/office/word/2016/wordml/cid" xmlns:w16="http://schemas.microsoft.com/office/word/2018/wordml" xmlns:w16du="http://schemas.microsoft.com/office/word/2023/wordml/word16du" xmlns:w16sdtdh="http://schemas.microsoft.com/office/word/2020/wordml/sdtdatahash" xmlns:w16sdtfl="http://schemas.microsoft.com/office/word/2024/wordml/sdtformatlock" xmlns:w16se="http://schemas.microsoft.com/office/word/2015/wordml/symex" xmlns:wpg="http://schemas.microsoft.com/office/word/2010/wordprocessingGroup" xmlns:wpi="http://schemas.microsoft.com/office/word/2010/wordprocessingInk" xmlns:wne="http://schemas.microsoft.com/office/word/2006/wordml" xmlns:wps="http://schemas.microsoft.com/office/word/2010/wordprocessingShape" mc:Ignorable="w14 w15 w16se w16cid w16 w16cex w16sdtdh w16sdtfl w16du wp14">
   <w:endnote w:type="separator" w:id="-1">
     <w:p>
       <w:pPr>
@@ -364,7 +373,7 @@
 </file>
 
 <file path=word/footer1.xml><?xml version="1.0" encoding="utf-8"?>
-<w:ftr xmlns:wpc="http://schemas.microsoft.com/office/word/2010/wordprocessingCanvas" xmlns:cx="http://schemas.microsoft.com/office/drawing/2014/chartex" xmlns:cx1="http://schemas.microsoft.com/office/drawing/2015/9/8/chartex" xmlns:cx2="http://schemas.microsoft.com/office/drawing/2015/10/21/chartex" xmlns:cx3="http://schemas.microsoft.com/office/drawing/2016/5/9/chartex" xmlns:cx4="http://schemas.microsoft.com/office/drawing/2016/5/10/chartex" xmlns:cx5="http://schemas.microsoft.com/office/drawing/2016/5/11/chartex" xmlns:cx6="http://schemas.microsoft.com/office/drawing/2016/5/12/chartex" xmlns:cx7="http://schemas.microsoft.com/office/drawing/2016/5/13/chartex" xmlns:cx8="http://schemas.microsoft.com/office/drawing/2016/5/14/chartex" xmlns:mc="http://schemas.openxmlformats.org/markup-compatibility/2006" xmlns:aink="http://schemas.microsoft.com/office/drawing/2016/ink" xmlns:am3d="http://schemas.microsoft.com/office/drawing/2017/model3d" xmlns:o="urn:schemas-microsoft-com:office:office" xmlns:oel="http://schemas.microsoft.com/office/2019/extlst" xmlns:r="http://schemas.openxmlformats.org/officeDocument/2006/relationships" xmlns:m="http://schemas.openxmlformats.org/officeDocument/2006/math" xmlns:v="urn:schemas-microsoft-com:vml" xmlns:wp14="http://schemas.microsoft.com/office/word/2010/wordprocessingDrawing" xmlns:wp="http://schemas.openxmlformats.org/drawingml/2006/wordprocessingDrawing" xmlns:w10="urn:schemas-microsoft-com:office:word" xmlns:w="http://schemas.openxmlformats.org/wordprocessingml/2006/main" xmlns:w14="http://schemas.microsoft.com/office/word/2010/wordml" xmlns:w15="http://schemas.microsoft.com/office/word/2012/wordml" xmlns:w16cex="http://schemas.microsoft.com/office/word/2018/wordml/cex" xmlns:w16cid="http://schemas.microsoft.com/office/word/2016/wordml/cid" xmlns:w16="http://schemas.microsoft.com/office/word/2018/wordml" xmlns:w16sdtdh="http://schemas.microsoft.com/office/word/2020/wordml/sdtdatahash" xmlns:w16se="http://schemas.microsoft.com/office/word/2015/wordml/symex" xmlns:wpg="http://schemas.microsoft.com/office/word/2010/wordprocessingGroup" xmlns:wpi="http://schemas.microsoft.com/office/word/2010/wordprocessingInk" xmlns:wne="http://schemas.microsoft.com/office/word/2006/wordml" xmlns:wps="http://schemas.microsoft.com/office/word/2010/wordprocessingShape" mc:Ignorable="w14 w15 w16se w16cid w16 w16cex w16sdtdh wp14">
+<w:ftr xmlns:wpc="http://schemas.microsoft.com/office/word/2010/wordprocessingCanvas" xmlns:cx="http://schemas.microsoft.com/office/drawing/2014/chartex" xmlns:cx1="http://schemas.microsoft.com/office/drawing/2015/9/8/chartex" xmlns:cx2="http://schemas.microsoft.com/office/drawing/2015/10/21/chartex" xmlns:cx3="http://schemas.microsoft.com/office/drawing/2016/5/9/chartex" xmlns:cx4="http://schemas.microsoft.com/office/drawing/2016/5/10/chartex" xmlns:cx5="http://schemas.microsoft.com/office/drawing/2016/5/11/chartex" xmlns:cx6="http://schemas.microsoft.com/office/drawing/2016/5/12/chartex" xmlns:cx7="http://schemas.microsoft.com/office/drawing/2016/5/13/chartex" xmlns:cx8="http://schemas.microsoft.com/office/drawing/2016/5/14/chartex" xmlns:mc="http://schemas.openxmlformats.org/markup-compatibility/2006" xmlns:aink="http://schemas.microsoft.com/office/drawing/2016/ink" xmlns:am3d="http://schemas.microsoft.com/office/drawing/2017/model3d" xmlns:o="urn:schemas-microsoft-com:office:office" xmlns:oel="http://schemas.microsoft.com/office/2019/extlst" xmlns:r="http://schemas.openxmlformats.org/officeDocument/2006/relationships" xmlns:m="http://schemas.openxmlformats.org/officeDocument/2006/math" xmlns:v="urn:schemas-microsoft-com:vml" xmlns:wp14="http://schemas.microsoft.com/office/word/2010/wordprocessingDrawing" xmlns:wp="http://schemas.openxmlformats.org/drawingml/2006/wordprocessingDrawing" xmlns:w10="urn:schemas-microsoft-com:office:word" xmlns:w="http://schemas.openxmlformats.org/wordprocessingml/2006/main" xmlns:w14="http://schemas.microsoft.com/office/word/2010/wordml" xmlns:w15="http://schemas.microsoft.com/office/word/2012/wordml" xmlns:w16cex="http://schemas.microsoft.com/office/word/2018/wordml/cex" xmlns:w16cid="http://schemas.microsoft.com/office/word/2016/wordml/cid" xmlns:w16="http://schemas.microsoft.com/office/word/2018/wordml" xmlns:w16du="http://schemas.microsoft.com/office/word/2023/wordml/word16du" xmlns:w16sdtdh="http://schemas.microsoft.com/office/word/2020/wordml/sdtdatahash" xmlns:w16sdtfl="http://schemas.microsoft.com/office/word/2024/wordml/sdtformatlock" xmlns:w16se="http://schemas.microsoft.com/office/word/2015/wordml/symex" xmlns:wpg="http://schemas.microsoft.com/office/word/2010/wordprocessingGroup" xmlns:wpi="http://schemas.microsoft.com/office/word/2010/wordprocessingInk" xmlns:wne="http://schemas.microsoft.com/office/word/2006/wordml" xmlns:wps="http://schemas.microsoft.com/office/word/2010/wordprocessingShape" mc:Ignorable="w14 w15 w16se w16cid w16 w16cex w16sdtdh w16sdtfl w16du wp14">
   <w:p>
     <w:pPr>
       <w:pStyle w:val="Footer"/>
@@ -374,7 +383,7 @@
 </file>
 
 <file path=word/footer2.xml><?xml version="1.0" encoding="utf-8"?>
-<w:ftr xmlns:wpc="http://schemas.microsoft.com/office/word/2010/wordprocessingCanvas" xmlns:cx="http://schemas.microsoft.com/office/drawing/2014/chartex" xmlns:cx1="http://schemas.microsoft.com/office/drawing/2015/9/8/chartex" xmlns:cx2="http://schemas.microsoft.com/office/drawing/2015/10/21/chartex" xmlns:cx3="http://schemas.microsoft.com/office/drawing/2016/5/9/chartex" xmlns:cx4="http://schemas.microsoft.com/office/drawing/2016/5/10/chartex" xmlns:cx5="http://schemas.microsoft.com/office/drawing/2016/5/11/chartex" xmlns:cx6="http://schemas.microsoft.com/office/drawing/2016/5/12/chartex" xmlns:cx7="http://schemas.microsoft.com/office/drawing/2016/5/13/chartex" xmlns:cx8="http://schemas.microsoft.com/office/drawing/2016/5/14/chartex" xmlns:mc="http://schemas.openxmlformats.org/markup-compatibility/2006" xmlns:aink="http://schemas.microsoft.com/office/drawing/2016/ink" xmlns:am3d="http://schemas.microsoft.com/office/drawing/2017/model3d" xmlns:o="urn:schemas-microsoft-com:office:office" xmlns:oel="http://schemas.microsoft.com/office/2019/extlst" xmlns:r="http://schemas.openxmlformats.org/officeDocument/2006/relationships" xmlns:m="http://schemas.openxmlformats.org/officeDocument/2006/math" xmlns:v="urn:schemas-microsoft-com:vml" xmlns:wp14="http://schemas.microsoft.com/office/word/2010/wordprocessingDrawing" xmlns:wp="http://schemas.openxmlformats.org/drawingml/2006/wordprocessingDrawing" xmlns:w10="urn:schemas-microsoft-com:office:word" xmlns:w="http://schemas.openxmlformats.org/wordprocessingml/2006/main" xmlns:w14="http://schemas.microsoft.com/office/word/2010/wordml" xmlns:w15="http://schemas.microsoft.com/office/word/2012/wordml" xmlns:w16cex="http://schemas.microsoft.com/office/word/2018/wordml/cex" xmlns:w16cid="http://schemas.microsoft.com/office/word/2016/wordml/cid" xmlns:w16="http://schemas.microsoft.com/office/word/2018/wordml" xmlns:w16sdtdh="http://schemas.microsoft.com/office/word/2020/wordml/sdtdatahash" xmlns:w16se="http://schemas.microsoft.com/office/word/2015/wordml/symex" xmlns:wpg="http://schemas.microsoft.com/office/word/2010/wordprocessingGroup" xmlns:wpi="http://schemas.microsoft.com/office/word/2010/wordprocessingInk" xmlns:wne="http://schemas.microsoft.com/office/word/2006/wordml" xmlns:wps="http://schemas.microsoft.com/office/word/2010/wordprocessingShape" mc:Ignorable="w14 w15 w16se w16cid w16 w16cex w16sdtdh wp14">
+<w:ftr xmlns:wpc="http://schemas.microsoft.com/office/word/2010/wordprocessingCanvas" xmlns:cx="http://schemas.microsoft.com/office/drawing/2014/chartex" xmlns:cx1="http://schemas.microsoft.com/office/drawing/2015/9/8/chartex" xmlns:cx2="http://schemas.microsoft.com/office/drawing/2015/10/21/chartex" xmlns:cx3="http://schemas.microsoft.com/office/drawing/2016/5/9/chartex" xmlns:cx4="http://schemas.microsoft.com/office/drawing/2016/5/10/chartex" xmlns:cx5="http://schemas.microsoft.com/office/drawing/2016/5/11/chartex" xmlns:cx6="http://schemas.microsoft.com/office/drawing/2016/5/12/chartex" xmlns:cx7="http://schemas.microsoft.com/office/drawing/2016/5/13/chartex" xmlns:cx8="http://schemas.microsoft.com/office/drawing/2016/5/14/chartex" xmlns:mc="http://schemas.openxmlformats.org/markup-compatibility/2006" xmlns:aink="http://schemas.microsoft.com/office/drawing/2016/ink" xmlns:am3d="http://schemas.microsoft.com/office/drawing/2017/model3d" xmlns:o="urn:schemas-microsoft-com:office:office" xmlns:oel="http://schemas.microsoft.com/office/2019/extlst" xmlns:r="http://schemas.openxmlformats.org/officeDocument/2006/relationships" xmlns:m="http://schemas.openxmlformats.org/officeDocument/2006/math" xmlns:v="urn:schemas-microsoft-com:vml" xmlns:wp14="http://schemas.microsoft.com/office/word/2010/wordprocessingDrawing" xmlns:wp="http://schemas.openxmlformats.org/drawingml/2006/wordprocessingDrawing" xmlns:w10="urn:schemas-microsoft-com:office:word" xmlns:w="http://schemas.openxmlformats.org/wordprocessingml/2006/main" xmlns:w14="http://schemas.microsoft.com/office/word/2010/wordml" xmlns:w15="http://schemas.microsoft.com/office/word/2012/wordml" xmlns:w16cex="http://schemas.microsoft.com/office/word/2018/wordml/cex" xmlns:w16cid="http://schemas.microsoft.com/office/word/2016/wordml/cid" xmlns:w16="http://schemas.microsoft.com/office/word/2018/wordml" xmlns:w16du="http://schemas.microsoft.com/office/word/2023/wordml/word16du" xmlns:w16sdtdh="http://schemas.microsoft.com/office/word/2020/wordml/sdtdatahash" xmlns:w16sdtfl="http://schemas.microsoft.com/office/word/2024/wordml/sdtformatlock" xmlns:w16se="http://schemas.microsoft.com/office/word/2015/wordml/symex" xmlns:wpg="http://schemas.microsoft.com/office/word/2010/wordprocessingGroup" xmlns:wpi="http://schemas.microsoft.com/office/word/2010/wordprocessingInk" xmlns:wne="http://schemas.microsoft.com/office/word/2006/wordml" xmlns:wps="http://schemas.microsoft.com/office/word/2010/wordprocessingShape" mc:Ignorable="w14 w15 w16se w16cid w16 w16cex w16sdtdh w16sdtfl w16du wp14">
   <w:p>
     <w:pPr>
       <w:pStyle w:val="Footer"/>
@@ -384,7 +393,7 @@
 </file>
 
 <file path=word/footer3.xml><?xml version="1.0" encoding="utf-8"?>
-<w:ftr xmlns:wpc="http://schemas.microsoft.com/office/word/2010/wordprocessingCanvas" xmlns:cx="http://schemas.microsoft.com/office/drawing/2014/chartex" xmlns:cx1="http://schemas.microsoft.com/office/drawing/2015/9/8/chartex" xmlns:cx2="http://schemas.microsoft.com/office/drawing/2015/10/21/chartex" xmlns:cx3="http://schemas.microsoft.com/office/drawing/2016/5/9/chartex" xmlns:cx4="http://schemas.microsoft.com/office/drawing/2016/5/10/chartex" xmlns:cx5="http://schemas.microsoft.com/office/drawing/2016/5/11/chartex" xmlns:cx6="http://schemas.microsoft.com/office/drawing/2016/5/12/chartex" xmlns:cx7="http://schemas.microsoft.com/office/drawing/2016/5/13/chartex" xmlns:cx8="http://schemas.microsoft.com/office/drawing/2016/5/14/chartex" xmlns:mc="http://schemas.openxmlformats.org/markup-compatibility/2006" xmlns:aink="http://schemas.microsoft.com/office/drawing/2016/ink" xmlns:am3d="http://schemas.microsoft.com/office/drawing/2017/model3d" xmlns:o="urn:schemas-microsoft-com:office:office" xmlns:oel="http://schemas.microsoft.com/office/2019/extlst" xmlns:r="http://schemas.openxmlformats.org/officeDocument/2006/relationships" xmlns:m="http://schemas.openxmlformats.org/officeDocument/2006/math" xmlns:v="urn:schemas-microsoft-com:vml" xmlns:wp14="http://schemas.microsoft.com/office/word/2010/wordprocessingDrawing" xmlns:wp="http://schemas.openxmlformats.org/drawingml/2006/wordprocessingDrawing" xmlns:w10="urn:schemas-microsoft-com:office:word" xmlns:w="http://schemas.openxmlformats.org/wordprocessingml/2006/main" xmlns:w14="http://schemas.microsoft.com/office/word/2010/wordml" xmlns:w15="http://schemas.microsoft.com/office/word/2012/wordml" xmlns:w16cex="http://schemas.microsoft.com/office/word/2018/wordml/cex" xmlns:w16cid="http://schemas.microsoft.com/office/word/2016/wordml/cid" xmlns:w16="http://schemas.microsoft.com/office/word/2018/wordml" xmlns:w16sdtdh="http://schemas.microsoft.com/office/word/2020/wordml/sdtdatahash" xmlns:w16se="http://schemas.microsoft.com/office/word/2015/wordml/symex" xmlns:wpg="http://schemas.microsoft.com/office/word/2010/wordprocessingGroup" xmlns:wpi="http://schemas.microsoft.com/office/word/2010/wordprocessingInk" xmlns:wne="http://schemas.microsoft.com/office/word/2006/wordml" xmlns:wps="http://schemas.microsoft.com/office/word/2010/wordprocessingShape" mc:Ignorable="w14 w15 w16se w16cid w16 w16cex w16sdtdh wp14">
+<w:ftr xmlns:wpc="http://schemas.microsoft.com/office/word/2010/wordprocessingCanvas" xmlns:cx="http://schemas.microsoft.com/office/drawing/2014/chartex" xmlns:cx1="http://schemas.microsoft.com/office/drawing/2015/9/8/chartex" xmlns:cx2="http://schemas.microsoft.com/office/drawing/2015/10/21/chartex" xmlns:cx3="http://schemas.microsoft.com/office/drawing/2016/5/9/chartex" xmlns:cx4="http://schemas.microsoft.com/office/drawing/2016/5/10/chartex" xmlns:cx5="http://schemas.microsoft.com/office/drawing/2016/5/11/chartex" xmlns:cx6="http://schemas.microsoft.com/office/drawing/2016/5/12/chartex" xmlns:cx7="http://schemas.microsoft.com/office/drawing/2016/5/13/chartex" xmlns:cx8="http://schemas.microsoft.com/office/drawing/2016/5/14/chartex" xmlns:mc="http://schemas.openxmlformats.org/markup-compatibility/2006" xmlns:aink="http://schemas.microsoft.com/office/drawing/2016/ink" xmlns:am3d="http://schemas.microsoft.com/office/drawing/2017/model3d" xmlns:o="urn:schemas-microsoft-com:office:office" xmlns:oel="http://schemas.microsoft.com/office/2019/extlst" xmlns:r="http://schemas.openxmlformats.org/officeDocument/2006/relationships" xmlns:m="http://schemas.openxmlformats.org/officeDocument/2006/math" xmlns:v="urn:schemas-microsoft-com:vml" xmlns:wp14="http://schemas.microsoft.com/office/word/2010/wordprocessingDrawing" xmlns:wp="http://schemas.openxmlformats.org/drawingml/2006/wordprocessingDrawing" xmlns:w10="urn:schemas-microsoft-com:office:word" xmlns:w="http://schemas.openxmlformats.org/wordprocessingml/2006/main" xmlns:w14="http://schemas.microsoft.com/office/word/2010/wordml" xmlns:w15="http://schemas.microsoft.com/office/word/2012/wordml" xmlns:w16cex="http://schemas.microsoft.com/office/word/2018/wordml/cex" xmlns:w16cid="http://schemas.microsoft.com/office/word/2016/wordml/cid" xmlns:w16="http://schemas.microsoft.com/office/word/2018/wordml" xmlns:w16du="http://schemas.microsoft.com/office/word/2023/wordml/word16du" xmlns:w16sdtdh="http://schemas.microsoft.com/office/word/2020/wordml/sdtdatahash" xmlns:w16sdtfl="http://schemas.microsoft.com/office/word/2024/wordml/sdtformatlock" xmlns:w16se="http://schemas.microsoft.com/office/word/2015/wordml/symex" xmlns:wpg="http://schemas.microsoft.com/office/word/2010/wordprocessingGroup" xmlns:wpi="http://schemas.microsoft.com/office/word/2010/wordprocessingInk" xmlns:wne="http://schemas.microsoft.com/office/word/2006/wordml" xmlns:wps="http://schemas.microsoft.com/office/word/2010/wordprocessingShape" mc:Ignorable="w14 w15 w16se w16cid w16 w16cex w16sdtdh w16sdtfl w16du wp14">
   <w:p>
     <w:pPr>
       <w:pStyle w:val="Footer"/>
@@ -394,7 +403,7 @@
 </file>
 
 <file path=word/footnotes.xml><?xml version="1.0" encoding="utf-8"?>
-<w:footnotes xmlns:wpc="http://schemas.microsoft.com/office/word/2010/wordprocessingCanvas" xmlns:cx="http://schemas.microsoft.com/office/drawing/2014/chartex" xmlns:cx1="http://schemas.microsoft.com/office/drawing/2015/9/8/chartex" xmlns:cx2="http://schemas.microsoft.com/office/drawing/2015/10/21/chartex" xmlns:cx3="http://schemas.microsoft.com/office/drawing/2016/5/9/chartex" xmlns:cx4="http://schemas.microsoft.com/office/drawing/2016/5/10/chartex" xmlns:cx5="http://schemas.microsoft.com/office/drawing/2016/5/11/chartex" xmlns:cx6="http://schemas.microsoft.com/office/drawing/2016/5/12/chartex" xmlns:cx7="http://schemas.microsoft.com/office/drawing/2016/5/13/chartex" xmlns:cx8="http://schemas.microsoft.com/office/drawing/2016/5/14/chartex" xmlns:mc="http://schemas.openxmlformats.org/markup-compatibility/2006" xmlns:aink="http://schemas.microsoft.com/office/drawing/2016/ink" xmlns:am3d="http://schemas.microsoft.com/office/drawing/2017/model3d" xmlns:o="urn:schemas-microsoft-com:office:office" xmlns:oel="http://schemas.microsoft.com/office/2019/extlst" xmlns:r="http://schemas.openxmlformats.org/officeDocument/2006/relationships" xmlns:m="http://schemas.openxmlformats.org/officeDocument/2006/math" xmlns:v="urn:schemas-microsoft-com:vml" xmlns:wp14="http://schemas.microsoft.com/office/word/2010/wordprocessingDrawing" xmlns:wp="http://schemas.openxmlformats.org/drawingml/2006/wordprocessingDrawing" xmlns:w10="urn:schemas-microsoft-com:office:word" xmlns:w="http://schemas.openxmlformats.org/wordprocessingml/2006/main" xmlns:w14="http://schemas.microsoft.com/office/word/2010/wordml" xmlns:w15="http://schemas.microsoft.com/office/word/2012/wordml" xmlns:w16cex="http://schemas.microsoft.com/office/word/2018/wordml/cex" xmlns:w16cid="http://schemas.microsoft.com/office/word/2016/wordml/cid" xmlns:w16="http://schemas.microsoft.com/office/word/2018/wordml" xmlns:w16sdtdh="http://schemas.microsoft.com/office/word/2020/wordml/sdtdatahash" xmlns:w16se="http://schemas.microsoft.com/office/word/2015/wordml/symex" xmlns:wpg="http://schemas.microsoft.com/office/word/2010/wordprocessingGroup" xmlns:wpi="http://schemas.microsoft.com/office/word/2010/wordprocessingInk" xmlns:wne="http://schemas.microsoft.com/office/word/2006/wordml" xmlns:wps="http://schemas.microsoft.com/office/word/2010/wordprocessingShape" mc:Ignorable="w14 w15 w16se w16cid w16 w16cex w16sdtdh wp14">
+<w:footnotes xmlns:wpc="http://schemas.microsoft.com/office/word/2010/wordprocessingCanvas" xmlns:cx="http://schemas.microsoft.com/office/drawing/2014/chartex" xmlns:cx1="http://schemas.microsoft.com/office/drawing/2015/9/8/chartex" xmlns:cx2="http://schemas.microsoft.com/office/drawing/2015/10/21/chartex" xmlns:cx3="http://schemas.microsoft.com/office/drawing/2016/5/9/chartex" xmlns:cx4="http://schemas.microsoft.com/office/drawing/2016/5/10/chartex" xmlns:cx5="http://schemas.microsoft.com/office/drawing/2016/5/11/chartex" xmlns:cx6="http://schemas.microsoft.com/office/drawing/2016/5/12/chartex" xmlns:cx7="http://schemas.microsoft.com/office/drawing/2016/5/13/chartex" xmlns:cx8="http://schemas.microsoft.com/office/drawing/2016/5/14/chartex" xmlns:mc="http://schemas.openxmlformats.org/markup-compatibility/2006" xmlns:aink="http://schemas.microsoft.com/office/drawing/2016/ink" xmlns:am3d="http://schemas.microsoft.com/office/drawing/2017/model3d" xmlns:o="urn:schemas-microsoft-com:office:office" xmlns:oel="http://schemas.microsoft.com/office/2019/extlst" xmlns:r="http://schemas.openxmlformats.org/officeDocument/2006/relationships" xmlns:m="http://schemas.openxmlformats.org/officeDocument/2006/math" xmlns:v="urn:schemas-microsoft-com:vml" xmlns:wp14="http://schemas.microsoft.com/office/word/2010/wordprocessingDrawing" xmlns:wp="http://schemas.openxmlformats.org/drawingml/2006/wordprocessingDrawing" xmlns:w10="urn:schemas-microsoft-com:office:word" xmlns:w="http://schemas.openxmlformats.org/wordprocessingml/2006/main" xmlns:w14="http://schemas.microsoft.com/office/word/2010/wordml" xmlns:w15="http://schemas.microsoft.com/office/word/2012/wordml" xmlns:w16cex="http://schemas.microsoft.com/office/word/2018/wordml/cex" xmlns:w16cid="http://schemas.microsoft.com/office/word/2016/wordml/cid" xmlns:w16="http://schemas.microsoft.com/office/word/2018/wordml" xmlns:w16du="http://schemas.microsoft.com/office/word/2023/wordml/word16du" xmlns:w16sdtdh="http://schemas.microsoft.com/office/word/2020/wordml/sdtdatahash" xmlns:w16sdtfl="http://schemas.microsoft.com/office/word/2024/wordml/sdtformatlock" xmlns:w16se="http://schemas.microsoft.com/office/word/2015/wordml/symex" xmlns:wpg="http://schemas.microsoft.com/office/word/2010/wordprocessingGroup" xmlns:wpi="http://schemas.microsoft.com/office/word/2010/wordprocessingInk" xmlns:wne="http://schemas.microsoft.com/office/word/2006/wordml" xmlns:wps="http://schemas.microsoft.com/office/word/2010/wordprocessingShape" mc:Ignorable="w14 w15 w16se w16cid w16 w16cex w16sdtdh w16sdtfl w16du wp14">
   <w:footnote w:type="separator" w:id="-1">
     <w:p>
       <w:pPr>
@@ -419,7 +428,7 @@
 </file>
 
 <file path=word/header1.xml><?xml version="1.0" encoding="utf-8"?>
-<w:hdr xmlns:wpc="http://schemas.microsoft.com/office/word/2010/wordprocessingCanvas" xmlns:cx="http://schemas.microsoft.com/office/drawing/2014/chartex" xmlns:cx1="http://schemas.microsoft.com/office/drawing/2015/9/8/chartex" xmlns:cx2="http://schemas.microsoft.com/office/drawing/2015/10/21/chartex" xmlns:cx3="http://schemas.microsoft.com/office/drawing/2016/5/9/chartex" xmlns:cx4="http://schemas.microsoft.com/office/drawing/2016/5/10/chartex" xmlns:cx5="http://schemas.microsoft.com/office/drawing/2016/5/11/chartex" xmlns:cx6="http://schemas.microsoft.com/office/drawing/2016/5/12/chartex" xmlns:cx7="http://schemas.microsoft.com/office/drawing/2016/5/13/chartex" xmlns:cx8="http://schemas.microsoft.com/office/drawing/2016/5/14/chartex" xmlns:mc="http://schemas.openxmlformats.org/markup-compatibility/2006" xmlns:aink="http://schemas.microsoft.com/office/drawing/2016/ink" xmlns:am3d="http://schemas.microsoft.com/office/drawing/2017/model3d" xmlns:o="urn:schemas-microsoft-com:office:office" xmlns:oel="http://schemas.microsoft.com/office/2019/extlst" xmlns:r="http://schemas.openxmlformats.org/officeDocument/2006/relationships" xmlns:m="http://schemas.openxmlformats.org/officeDocument/2006/math" xmlns:v="urn:schemas-microsoft-com:vml" xmlns:wp14="http://schemas.microsoft.com/office/word/2010/wordprocessingDrawing" xmlns:wp="http://schemas.openxmlformats.org/drawingml/2006/wordprocessingDrawing" xmlns:w10="urn:schemas-microsoft-com:office:word" xmlns:w="http://schemas.openxmlformats.org/wordprocessingml/2006/main" xmlns:w14="http://schemas.microsoft.com/office/word/2010/wordml" xmlns:w15="http://schemas.microsoft.com/office/word/2012/wordml" xmlns:w16cex="http://schemas.microsoft.com/office/word/2018/wordml/cex" xmlns:w16cid="http://schemas.microsoft.com/office/word/2016/wordml/cid" xmlns:w16="http://schemas.microsoft.com/office/word/2018/wordml" xmlns:w16sdtdh="http://schemas.microsoft.com/office/word/2020/wordml/sdtdatahash" xmlns:w16se="http://schemas.microsoft.com/office/word/2015/wordml/symex" xmlns:wpg="http://schemas.microsoft.com/office/word/2010/wordprocessingGroup" xmlns:wpi="http://schemas.microsoft.com/office/word/2010/wordprocessingInk" xmlns:wne="http://schemas.microsoft.com/office/word/2006/wordml" xmlns:wps="http://schemas.microsoft.com/office/word/2010/wordprocessingShape" mc:Ignorable="w14 w15 w16se w16cid w16 w16cex w16sdtdh wp14">
+<w:hdr xmlns:wpc="http://schemas.microsoft.com/office/word/2010/wordprocessingCanvas" xmlns:cx="http://schemas.microsoft.com/office/drawing/2014/chartex" xmlns:cx1="http://schemas.microsoft.com/office/drawing/2015/9/8/chartex" xmlns:cx2="http://schemas.microsoft.com/office/drawing/2015/10/21/chartex" xmlns:cx3="http://schemas.microsoft.com/office/drawing/2016/5/9/chartex" xmlns:cx4="http://schemas.microsoft.com/office/drawing/2016/5/10/chartex" xmlns:cx5="http://schemas.microsoft.com/office/drawing/2016/5/11/chartex" xmlns:cx6="http://schemas.microsoft.com/office/drawing/2016/5/12/chartex" xmlns:cx7="http://schemas.microsoft.com/office/drawing/2016/5/13/chartex" xmlns:cx8="http://schemas.microsoft.com/office/drawing/2016/5/14/chartex" xmlns:mc="http://schemas.openxmlformats.org/markup-compatibility/2006" xmlns:aink="http://schemas.microsoft.com/office/drawing/2016/ink" xmlns:am3d="http://schemas.microsoft.com/office/drawing/2017/model3d" xmlns:o="urn:schemas-microsoft-com:office:office" xmlns:oel="http://schemas.microsoft.com/office/2019/extlst" xmlns:r="http://schemas.openxmlformats.org/officeDocument/2006/relationships" xmlns:m="http://schemas.openxmlformats.org/officeDocument/2006/math" xmlns:v="urn:schemas-microsoft-com:vml" xmlns:wp14="http://schemas.microsoft.com/office/word/2010/wordprocessingDrawing" xmlns:wp="http://schemas.openxmlformats.org/drawingml/2006/wordprocessingDrawing" xmlns:w10="urn:schemas-microsoft-com:office:word" xmlns:w="http://schemas.openxmlformats.org/wordprocessingml/2006/main" xmlns:w14="http://schemas.microsoft.com/office/word/2010/wordml" xmlns:w15="http://schemas.microsoft.com/office/word/2012/wordml" xmlns:w16cex="http://schemas.microsoft.com/office/word/2018/wordml/cex" xmlns:w16cid="http://schemas.microsoft.com/office/word/2016/wordml/cid" xmlns:w16="http://schemas.microsoft.com/office/word/2018/wordml" xmlns:w16du="http://schemas.microsoft.com/office/word/2023/wordml/word16du" xmlns:w16sdtdh="http://schemas.microsoft.com/office/word/2020/wordml/sdtdatahash" xmlns:w16sdtfl="http://schemas.microsoft.com/office/word/2024/wordml/sdtformatlock" xmlns:w16se="http://schemas.microsoft.com/office/word/2015/wordml/symex" xmlns:wpg="http://schemas.microsoft.com/office/word/2010/wordprocessingGroup" xmlns:wpi="http://schemas.microsoft.com/office/word/2010/wordprocessingInk" xmlns:wne="http://schemas.microsoft.com/office/word/2006/wordml" xmlns:wps="http://schemas.microsoft.com/office/word/2010/wordprocessingShape" mc:Ignorable="w14 w15 w16se w16cid w16 w16cex w16sdtdh w16sdtfl w16du wp14">
   <w:p>
     <w:pPr>
       <w:pStyle w:val="Header"/>
@@ -429,7 +438,7 @@
 </file>
 
 <file path=word/header2.xml><?xml version="1.0" encoding="utf-8"?>
-<w:hdr xmlns:wpc="http://schemas.microsoft.com/office/word/2010/wordprocessingCanvas" xmlns:cx="http://schemas.microsoft.com/office/drawing/2014/chartex" xmlns:cx1="http://schemas.microsoft.com/office/drawing/2015/9/8/chartex" xmlns:cx2="http://schemas.microsoft.com/office/drawing/2015/10/21/chartex" xmlns:cx3="http://schemas.microsoft.com/office/drawing/2016/5/9/chartex" xmlns:cx4="http://schemas.microsoft.com/office/drawing/2016/5/10/chartex" xmlns:cx5="http://schemas.microsoft.com/office/drawing/2016/5/11/chartex" xmlns:cx6="http://schemas.microsoft.com/office/drawing/2016/5/12/chartex" xmlns:cx7="http://schemas.microsoft.com/office/drawing/2016/5/13/chartex" xmlns:cx8="http://schemas.microsoft.com/office/drawing/2016/5/14/chartex" xmlns:mc="http://schemas.openxmlformats.org/markup-compatibility/2006" xmlns:aink="http://schemas.microsoft.com/office/drawing/2016/ink" xmlns:am3d="http://schemas.microsoft.com/office/drawing/2017/model3d" xmlns:o="urn:schemas-microsoft-com:office:office" xmlns:oel="http://schemas.microsoft.com/office/2019/extlst" xmlns:r="http://schemas.openxmlformats.org/officeDocument/2006/relationships" xmlns:m="http://schemas.openxmlformats.org/officeDocument/2006/math" xmlns:v="urn:schemas-microsoft-com:vml" xmlns:wp14="http://schemas.microsoft.com/office/word/2010/wordprocessingDrawing" xmlns:wp="http://schemas.openxmlformats.org/drawingml/2006/wordprocessingDrawing" xmlns:w10="urn:schemas-microsoft-com:office:word" xmlns:w="http://schemas.openxmlformats.org/wordprocessingml/2006/main" xmlns:w14="http://schemas.microsoft.com/office/word/2010/wordml" xmlns:w15="http://schemas.microsoft.com/office/word/2012/wordml" xmlns:w16cex="http://schemas.microsoft.com/office/word/2018/wordml/cex" xmlns:w16cid="http://schemas.microsoft.com/office/word/2016/wordml/cid" xmlns:w16="http://schemas.microsoft.com/office/word/2018/wordml" xmlns:w16sdtdh="http://schemas.microsoft.com/office/word/2020/wordml/sdtdatahash" xmlns:w16se="http://schemas.microsoft.com/office/word/2015/wordml/symex" xmlns:wpg="http://schemas.microsoft.com/office/word/2010/wordprocessingGroup" xmlns:wpi="http://schemas.microsoft.com/office/word/2010/wordprocessingInk" xmlns:wne="http://schemas.microsoft.com/office/word/2006/wordml" xmlns:wps="http://schemas.microsoft.com/office/word/2010/wordprocessingShape" mc:Ignorable="w14 w15 w16se w16cid w16 w16cex w16sdtdh wp14">
+<w:hdr xmlns:wpc="http://schemas.microsoft.com/office/word/2010/wordprocessingCanvas" xmlns:cx="http://schemas.microsoft.com/office/drawing/2014/chartex" xmlns:cx1="http://schemas.microsoft.com/office/drawing/2015/9/8/chartex" xmlns:cx2="http://schemas.microsoft.com/office/drawing/2015/10/21/chartex" xmlns:cx3="http://schemas.microsoft.com/office/drawing/2016/5/9/chartex" xmlns:cx4="http://schemas.microsoft.com/office/drawing/2016/5/10/chartex" xmlns:cx5="http://schemas.microsoft.com/office/drawing/2016/5/11/chartex" xmlns:cx6="http://schemas.microsoft.com/office/drawing/2016/5/12/chartex" xmlns:cx7="http://schemas.microsoft.com/office/drawing/2016/5/13/chartex" xmlns:cx8="http://schemas.microsoft.com/office/drawing/2016/5/14/chartex" xmlns:mc="http://schemas.openxmlformats.org/markup-compatibility/2006" xmlns:aink="http://schemas.microsoft.com/office/drawing/2016/ink" xmlns:am3d="http://schemas.microsoft.com/office/drawing/2017/model3d" xmlns:o="urn:schemas-microsoft-com:office:office" xmlns:oel="http://schemas.microsoft.com/office/2019/extlst" xmlns:r="http://schemas.openxmlformats.org/officeDocument/2006/relationships" xmlns:m="http://schemas.openxmlformats.org/officeDocument/2006/math" xmlns:v="urn:schemas-microsoft-com:vml" xmlns:wp14="http://schemas.microsoft.com/office/word/2010/wordprocessingDrawing" xmlns:wp="http://schemas.openxmlformats.org/drawingml/2006/wordprocessingDrawing" xmlns:w10="urn:schemas-microsoft-com:office:word" xmlns:w="http://schemas.openxmlformats.org/wordprocessingml/2006/main" xmlns:w14="http://schemas.microsoft.com/office/word/2010/wordml" xmlns:w15="http://schemas.microsoft.com/office/word/2012/wordml" xmlns:w16cex="http://schemas.microsoft.com/office/word/2018/wordml/cex" xmlns:w16cid="http://schemas.microsoft.com/office/word/2016/wordml/cid" xmlns:w16="http://schemas.microsoft.com/office/word/2018/wordml" xmlns:w16du="http://schemas.microsoft.com/office/word/2023/wordml/word16du" xmlns:w16sdtdh="http://schemas.microsoft.com/office/word/2020/wordml/sdtdatahash" xmlns:w16sdtfl="http://schemas.microsoft.com/office/word/2024/wordml/sdtformatlock" xmlns:w16se="http://schemas.microsoft.com/office/word/2015/wordml/symex" xmlns:wpg="http://schemas.microsoft.com/office/word/2010/wordprocessingGroup" xmlns:wpi="http://schemas.microsoft.com/office/word/2010/wordprocessingInk" xmlns:wne="http://schemas.microsoft.com/office/word/2006/wordml" xmlns:wps="http://schemas.microsoft.com/office/word/2010/wordprocessingShape" mc:Ignorable="w14 w15 w16se w16cid w16 w16cex w16sdtdh w16sdtfl w16du wp14">
   <w:p>
     <w:pPr>
       <w:pStyle w:val="Header"/>
@@ -440,7 +449,7 @@
 </file>
 
 <file path=word/header3.xml><?xml version="1.0" encoding="utf-8"?>
-<w:hdr xmlns:wpc="http://schemas.microsoft.com/office/word/2010/wordprocessingCanvas" xmlns:cx="http://schemas.microsoft.com/office/drawing/2014/chartex" xmlns:cx1="http://schemas.microsoft.com/office/drawing/2015/9/8/chartex" xmlns:cx2="http://schemas.microsoft.com/office/drawing/2015/10/21/chartex" xmlns:cx3="http://schemas.microsoft.com/office/drawing/2016/5/9/chartex" xmlns:cx4="http://schemas.microsoft.com/office/drawing/2016/5/10/chartex" xmlns:cx5="http://schemas.microsoft.com/office/drawing/2016/5/11/chartex" xmlns:cx6="http://schemas.microsoft.com/office/drawing/2016/5/12/chartex" xmlns:cx7="http://schemas.microsoft.com/office/drawing/2016/5/13/chartex" xmlns:cx8="http://schemas.microsoft.com/office/drawing/2016/5/14/chartex" xmlns:mc="http://schemas.openxmlformats.org/markup-compatibility/2006" xmlns:aink="http://schemas.microsoft.com/office/drawing/2016/ink" xmlns:am3d="http://schemas.microsoft.com/office/drawing/2017/model3d" xmlns:o="urn:schemas-microsoft-com:office:office" xmlns:oel="http://schemas.microsoft.com/office/2019/extlst" xmlns:r="http://schemas.openxmlformats.org/officeDocument/2006/relationships" xmlns:m="http://schemas.openxmlformats.org/officeDocument/2006/math" xmlns:v="urn:schemas-microsoft-com:vml" xmlns:wp14="http://schemas.microsoft.com/office/word/2010/wordprocessingDrawing" xmlns:wp="http://schemas.openxmlformats.org/drawingml/2006/wordprocessingDrawing" xmlns:w10="urn:schemas-microsoft-com:office:word" xmlns:w="http://schemas.openxmlformats.org/wordprocessingml/2006/main" xmlns:w14="http://schemas.microsoft.com/office/word/2010/wordml" xmlns:w15="http://schemas.microsoft.com/office/word/2012/wordml" xmlns:w16cex="http://schemas.microsoft.com/office/word/2018/wordml/cex" xmlns:w16cid="http://schemas.microsoft.com/office/word/2016/wordml/cid" xmlns:w16="http://schemas.microsoft.com/office/word/2018/wordml" xmlns:w16sdtdh="http://schemas.microsoft.com/office/word/2020/wordml/sdtdatahash" xmlns:w16se="http://schemas.microsoft.com/office/word/2015/wordml/symex" xmlns:wpg="http://schemas.microsoft.com/office/word/2010/wordprocessingGroup" xmlns:wpi="http://schemas.microsoft.com/office/word/2010/wordprocessingInk" xmlns:wne="http://schemas.microsoft.com/office/word/2006/wordml" xmlns:wps="http://schemas.microsoft.com/office/word/2010/wordprocessingShape" mc:Ignorable="w14 w15 w16se w16cid w16 w16cex w16sdtdh wp14">
+<w:hdr xmlns:wpc="http://schemas.microsoft.com/office/word/2010/wordprocessingCanvas" xmlns:cx="http://schemas.microsoft.com/office/drawing/2014/chartex" xmlns:cx1="http://schemas.microsoft.com/office/drawing/2015/9/8/chartex" xmlns:cx2="http://schemas.microsoft.com/office/drawing/2015/10/21/chartex" xmlns:cx3="http://schemas.microsoft.com/office/drawing/2016/5/9/chartex" xmlns:cx4="http://schemas.microsoft.com/office/drawing/2016/5/10/chartex" xmlns:cx5="http://schemas.microsoft.com/office/drawing/2016/5/11/chartex" xmlns:cx6="http://schemas.microsoft.com/office/drawing/2016/5/12/chartex" xmlns:cx7="http://schemas.microsoft.com/office/drawing/2016/5/13/chartex" xmlns:cx8="http://schemas.microsoft.com/office/drawing/2016/5/14/chartex" xmlns:mc="http://schemas.openxmlformats.org/markup-compatibility/2006" xmlns:aink="http://schemas.microsoft.com/office/drawing/2016/ink" xmlns:am3d="http://schemas.microsoft.com/office/drawing/2017/model3d" xmlns:o="urn:schemas-microsoft-com:office:office" xmlns:oel="http://schemas.microsoft.com/office/2019/extlst" xmlns:r="http://schemas.openxmlformats.org/officeDocument/2006/relationships" xmlns:m="http://schemas.openxmlformats.org/officeDocument/2006/math" xmlns:v="urn:schemas-microsoft-com:vml" xmlns:wp14="http://schemas.microsoft.com/office/word/2010/wordprocessingDrawing" xmlns:wp="http://schemas.openxmlformats.org/drawingml/2006/wordprocessingDrawing" xmlns:w10="urn:schemas-microsoft-com:office:word" xmlns:w="http://schemas.openxmlformats.org/wordprocessingml/2006/main" xmlns:w14="http://schemas.microsoft.com/office/word/2010/wordml" xmlns:w15="http://schemas.microsoft.com/office/word/2012/wordml" xmlns:w16cex="http://schemas.microsoft.com/office/word/2018/wordml/cex" xmlns:w16cid="http://schemas.microsoft.com/office/word/2016/wordml/cid" xmlns:w16="http://schemas.microsoft.com/office/word/2018/wordml" xmlns:w16du="http://schemas.microsoft.com/office/word/2023/wordml/word16du" xmlns:w16sdtdh="http://schemas.microsoft.com/office/word/2020/wordml/sdtdatahash" xmlns:w16sdtfl="http://schemas.microsoft.com/office/word/2024/wordml/sdtformatlock" xmlns:w16se="http://schemas.microsoft.com/office/word/2015/wordml/symex" xmlns:wpg="http://schemas.microsoft.com/office/word/2010/wordprocessingGroup" xmlns:wpi="http://schemas.microsoft.com/office/word/2010/wordprocessingInk" xmlns:wne="http://schemas.microsoft.com/office/word/2006/wordml" xmlns:wps="http://schemas.microsoft.com/office/word/2010/wordprocessingShape" mc:Ignorable="w14 w15 w16se w16cid w16 w16cex w16sdtdh w16sdtfl w16du wp14">
   <w:p>
     <w:pPr>
       <w:pStyle w:val="Header"/>
@@ -449,7 +458,7 @@
     <w:r>
       <w:tab/>
       <w:tab/>
-      <w:t>2026-06-17</w:t>
+      <w:t>2026-06-18</w:t>
       <w:br/>
       <w:br/>
     </w:r>
@@ -462,7 +471,7 @@
 </file>
 
 <file path=word/numbering.xml><?xml version="1.0" encoding="utf-8"?>
-<w:numbering xmlns:wpc="http://schemas.microsoft.com/office/word/2010/wordprocessingCanvas" xmlns:cx="http://schemas.microsoft.com/office/drawing/2014/chartex" xmlns:cx1="http://schemas.microsoft.com/office/drawing/2015/9/8/chartex" xmlns:cx2="http://schemas.microsoft.com/office/drawing/2015/10/21/chartex" xmlns:cx3="http://schemas.microsoft.com/office/drawing/2016/5/9/chartex" xmlns:cx4="http://schemas.microsoft.com/office/drawing/2016/5/10/chartex" xmlns:cx5="http://schemas.microsoft.com/office/drawing/2016/5/11/chartex" xmlns:cx6="http://schemas.microsoft.com/office/drawing/2016/5/12/chartex" xmlns:cx7="http://schemas.microsoft.com/office/drawing/2016/5/13/chartex" xmlns:cx8="http://schemas.microsoft.com/office/drawing/2016/5/14/chartex" xmlns:mc="http://schemas.openxmlformats.org/markup-compatibility/2006" xmlns:aink="http://schemas.microsoft.com/office/drawing/2016/ink" xmlns:am3d="http://schemas.microsoft.com/office/drawing/2017/model3d" xmlns:o="urn:schemas-microsoft-com:office:office" xmlns:oel="http://schemas.microsoft.com/office/2019/extlst" xmlns:r="http://schemas.openxmlformats.org/officeDocument/2006/relationships" xmlns:m="http://schemas.openxmlformats.org/officeDocument/2006/math" xmlns:v="urn:schemas-microsoft-com:vml" xmlns:wp14="http://schemas.microsoft.com/office/word/2010/wordprocessingDrawing" xmlns:wp="http://schemas.openxmlformats.org/drawingml/2006/wordprocessingDrawing" xmlns:w10="urn:schemas-microsoft-com:office:word" xmlns:w="http://schemas.openxmlformats.org/wordprocessingml/2006/main" xmlns:w14="http://schemas.microsoft.com/office/word/2010/wordml" xmlns:w15="http://schemas.microsoft.com/office/word/2012/wordml" xmlns:w16cex="http://schemas.microsoft.com/office/word/2018/wordml/cex" xmlns:w16cid="http://schemas.microsoft.com/office/word/2016/wordml/cid" xmlns:w16="http://schemas.microsoft.com/office/word/2018/wordml" xmlns:w16sdtdh="http://schemas.microsoft.com/office/word/2020/wordml/sdtdatahash" xmlns:w16se="http://schemas.microsoft.com/office/word/2015/wordml/symex" xmlns:wpg="http://schemas.microsoft.com/office/word/2010/wordprocessingGroup" xmlns:wpi="http://schemas.microsoft.com/office/word/2010/wordprocessingInk" xmlns:wne="http://schemas.microsoft.com/office/word/2006/wordml" xmlns:wps="http://schemas.microsoft.com/office/word/2010/wordprocessingShape" mc:Ignorable="w14 w15 w16se w16cid w16 w16cex w16sdtdh wp14">
+<w:numbering xmlns:wpc="http://schemas.microsoft.com/office/word/2010/wordprocessingCanvas" xmlns:cx="http://schemas.microsoft.com/office/drawing/2014/chartex" xmlns:cx1="http://schemas.microsoft.com/office/drawing/2015/9/8/chartex" xmlns:cx2="http://schemas.microsoft.com/office/drawing/2015/10/21/chartex" xmlns:cx3="http://schemas.microsoft.com/office/drawing/2016/5/9/chartex" xmlns:cx4="http://schemas.microsoft.com/office/drawing/2016/5/10/chartex" xmlns:cx5="http://schemas.microsoft.com/office/drawing/2016/5/11/chartex" xmlns:cx6="http://schemas.microsoft.com/office/drawing/2016/5/12/chartex" xmlns:cx7="http://schemas.microsoft.com/office/drawing/2016/5/13/chartex" xmlns:cx8="http://schemas.microsoft.com/office/drawing/2016/5/14/chartex" xmlns:mc="http://schemas.openxmlformats.org/markup-compatibility/2006" xmlns:aink="http://schemas.microsoft.com/office/drawing/2016/ink" xmlns:am3d="http://schemas.microsoft.com/office/drawing/2017/model3d" xmlns:o="urn:schemas-microsoft-com:office:office" xmlns:oel="http://schemas.microsoft.com/office/2019/extlst" xmlns:r="http://schemas.openxmlformats.org/officeDocument/2006/relationships" xmlns:m="http://schemas.openxmlformats.org/officeDocument/2006/math" xmlns:v="urn:schemas-microsoft-com:vml" xmlns:wp14="http://schemas.microsoft.com/office/word/2010/wordprocessingDrawing" xmlns:wp="http://schemas.openxmlformats.org/drawingml/2006/wordprocessingDrawing" xmlns:w10="urn:schemas-microsoft-com:office:word" xmlns:w="http://schemas.openxmlformats.org/wordprocessingml/2006/main" xmlns:w14="http://schemas.microsoft.com/office/word/2010/wordml" xmlns:w15="http://schemas.microsoft.com/office/word/2012/wordml" xmlns:w16cex="http://schemas.microsoft.com/office/word/2018/wordml/cex" xmlns:w16cid="http://schemas.microsoft.com/office/word/2016/wordml/cid" xmlns:w16="http://schemas.microsoft.com/office/word/2018/wordml" xmlns:w16du="http://schemas.microsoft.com/office/word/2023/wordml/word16du" xmlns:w16sdtdh="http://schemas.microsoft.com/office/word/2020/wordml/sdtdatahash" xmlns:w16sdtfl="http://schemas.microsoft.com/office/word/2024/wordml/sdtformatlock" xmlns:w16se="http://schemas.microsoft.com/office/word/2015/wordml/symex" xmlns:wpg="http://schemas.microsoft.com/office/word/2010/wordprocessingGroup" xmlns:wpi="http://schemas.microsoft.com/office/word/2010/wordprocessingInk" xmlns:wne="http://schemas.microsoft.com/office/word/2006/wordml" xmlns:wps="http://schemas.microsoft.com/office/word/2010/wordprocessingShape" mc:Ignorable="w14 w15 w16se w16cid w16 w16cex w16sdtdh w16sdtfl w16du wp14">
   <w:abstractNum w:abstractNumId="0" w15:restartNumberingAfterBreak="0">
     <w:nsid w:val="FFFFFF7C"/>
     <w:multiLevelType w:val="singleLevel"/>
@@ -665,7 +674,7 @@
 </file>
 
 <file path=word/styles.xml><?xml version="1.0" encoding="utf-8"?>
-<w:styles xmlns:mc="http://schemas.openxmlformats.org/markup-compatibility/2006" xmlns:r="http://schemas.openxmlformats.org/officeDocument/2006/relationships" xmlns:w="http://schemas.openxmlformats.org/wordprocessingml/2006/main" xmlns:w14="http://schemas.microsoft.com/office/word/2010/wordml" xmlns:w15="http://schemas.microsoft.com/office/word/2012/wordml" xmlns:w16cex="http://schemas.microsoft.com/office/word/2018/wordml/cex" xmlns:w16cid="http://schemas.microsoft.com/office/word/2016/wordml/cid" xmlns:w16="http://schemas.microsoft.com/office/word/2018/wordml" xmlns:w16sdtdh="http://schemas.microsoft.com/office/word/2020/wordml/sdtdatahash" xmlns:w16se="http://schemas.microsoft.com/office/word/2015/wordml/symex" mc:Ignorable="w14 w15 w16se w16cid w16 w16cex w16sdtdh">
+<w:styles xmlns:mc="http://schemas.openxmlformats.org/markup-compatibility/2006" xmlns:r="http://schemas.openxmlformats.org/officeDocument/2006/relationships" xmlns:w="http://schemas.openxmlformats.org/wordprocessingml/2006/main" xmlns:w14="http://schemas.microsoft.com/office/word/2010/wordml" xmlns:w15="http://schemas.microsoft.com/office/word/2012/wordml" xmlns:w16cex="http://schemas.microsoft.com/office/word/2018/wordml/cex" xmlns:w16cid="http://schemas.microsoft.com/office/word/2016/wordml/cid" xmlns:w16="http://schemas.microsoft.com/office/word/2018/wordml" xmlns:w16du="http://schemas.microsoft.com/office/word/2023/wordml/word16du" xmlns:w16sdtdh="http://schemas.microsoft.com/office/word/2020/wordml/sdtdatahash" xmlns:w16sdtfl="http://schemas.microsoft.com/office/word/2024/wordml/sdtformatlock" xmlns:w16se="http://schemas.microsoft.com/office/word/2015/wordml/symex" mc:Ignorable="w14 w15 w16se w16cid w16 w16cex w16sdtdh w16sdtfl w16du">
   <w:docDefaults>
     <w:rPrDefault>
       <w:rPr>
@@ -1423,7 +1432,7 @@
     <w:link w:val="TitleChar"/>
     <w:uiPriority w:val="10"/>
     <w:qFormat/>
-    <w:rsid w:val="007106C8"/>
+    <w:rsid w:val="00E854FA"/>
     <w:pPr>
       <w:spacing w:after="300" w:line="240" w:lineRule="auto"/>
       <w:contextualSpacing/>
@@ -1433,7 +1442,7 @@
       <w:rFonts w:eastAsiaTheme="majorEastAsia" w:cstheme="majorBidi"/>
       <w:spacing w:val="5"/>
       <w:kern w:val="28"/>
-      <w:sz w:val="52"/>
+      <w:sz w:val="40"/>
       <w:szCs w:val="52"/>
       <w:lang w:val="sv-SE" w:eastAsia="en-US" w:bidi="ar-SA"/>
     </w:rPr>
@@ -1443,12 +1452,12 @@
     <w:basedOn w:val="DefaultParagraphFont"/>
     <w:link w:val="Title"/>
     <w:uiPriority w:val="10"/>
-    <w:rsid w:val="007106C8"/>
+    <w:rsid w:val="00E854FA"/>
     <w:rPr>
       <w:rFonts w:ascii="Times New Roman" w:eastAsiaTheme="majorEastAsia" w:hAnsi="Times New Roman" w:cstheme="majorBidi"/>
       <w:spacing w:val="5"/>
       <w:kern w:val="28"/>
-      <w:sz w:val="52"/>
+      <w:sz w:val="40"/>
       <w:szCs w:val="52"/>
       <w:lang w:val="sv-SE" w:eastAsia="en-US" w:bidi="ar-SA"/>
     </w:rPr>

--- a/tillsyn/A 3317-2026 tillsynsbegäran.docx
+++ b/tillsyn/A 3317-2026 tillsynsbegäran.docx
@@ -458,7 +458,7 @@
     <w:r>
       <w:tab/>
       <w:tab/>
-      <w:t>2026-06-18</w:t>
+      <w:t>2026-06-19</w:t>
       <w:br/>
       <w:br/>
     </w:r>

--- a/tillsyn/A 3317-2026 tillsynsbegäran.docx
+++ b/tillsyn/A 3317-2026 tillsynsbegäran.docx
@@ -458,7 +458,7 @@
     <w:r>
       <w:tab/>
       <w:tab/>
-      <w:t>2026-06-19</w:t>
+      <w:t>2026-06-20</w:t>
       <w:br/>
       <w:br/>
     </w:r>

--- a/tillsyn/A 3317-2026 tillsynsbegäran.docx
+++ b/tillsyn/A 3317-2026 tillsynsbegäran.docx
@@ -12,10 +12,7 @@
     </w:p>
     <w:p>
       <w:r>
-        <w:t>Detta dokument behandlar höga naturvärden i avverkningsanmälan A 3317-2026 i Ängelholms kommun som inkom 2026-01-19 och omfattar 2,9 ha.</w:t>
-      </w:r>
-      <w:r>
-        <w:t xml:space="preserve"> I Figur 1 visas fyndplatser för naturvårdsarter i området, som finns registrerade på Artportalen.</w:t>
+        <w:t>Denna tillsynsbegäran behandlar höga naturvärden i avverkningsanmälan A 3317-2026 i Ängelholms kommun som inkom 2026-01-19 och omfattar 2,9 ha.</w:t>
       </w:r>
     </w:p>
     <w:p>
@@ -63,7 +60,20 @@
         <w:spacing w:after="240"/>
       </w:pPr>
       <w:r>
-        <w:t>Figur 1. Fyndplatser för naturvårdsarter i avverkningsanmälan (röd linje). Inom parentes anges rödlistekategorier, S för signalarter, Tför typiska arter och fridlysningsparagrafer i artskyddsförordningen.Markörer utan svart kant är placerade på fyndplatsen. Markörer med svart kant är placerade vid sidan av fyndplatsen och har ett svart streck som visar fyndplatsens exakta position. Kartans mittpunktskoordinat är N 6247800, E 372692 i SWEREF 99 TM.</w:t>
+        <w:t>Figur 1. Fyndplatser för naturvårdsarter i avverkningsanmälan. Markörer utan svart kant är placerade på fyndplatsen. Markörer med svart kant är placerade vid sidan av fyndplatsen har ett svart streck som visar fyndplatsens exakta position. Kartans mittpunktskoordinat är N 6247800, E 372692 i SWEREF 99 TM.</w:t>
+      </w:r>
+    </w:p>
+    <w:p>
+      <w:r>
+        <w:t>I avverkningsanmälan finns fynd av 3 naturvårdsarter, varav 2 är rödlistade, 3 är fridlysta och 2 är typiska (T): entita (NT, T, §4), mindre hackspett (NT, T, §4) och gröngöling (§4). Se Figur 1.</w:t>
+      </w:r>
+    </w:p>
+    <w:p>
+      <w:pPr>
+        <w:pStyle w:val="Heading1"/>
+      </w:pPr>
+      <w:r>
+        <w:t>Tillsynsbegäran</w:t>
       </w:r>
     </w:p>
     <w:p>
@@ -77,53 +87,16 @@
       </w:r>
     </w:p>
     <w:p>
-      <w:r>
-        <w:t>Nedan beskrivs fynd av naturvårdsarter och fridlysta arter som gjorts i det avverkningsanmälda området. I BILAGA 1 finns artfakta om fridlysta arter.</w:t>
-      </w:r>
-    </w:p>
-    <w:p>
       <w:pPr>
         <w:pStyle w:val="Heading1"/>
       </w:pPr>
       <w:r>
-        <w:t>Naturvårdsarter</w:t>
+        <w:t>Naturvårdsarter och fridlysta arter</w:t>
       </w:r>
     </w:p>
     <w:p>
       <w:r>
-        <w:t>I avverkningsanmälan har följande 3 naturvårdsarter hittats: entita (NT, T, §4), mindre hackspett (NT, T, §4) och gröngöling (§4). Av dessa är 2 rödlistade. För rödlistade arter har rödlistekategorin angivits inom parentes. Typiska arter inom Natura 2000 som är kopplade till skogsekosystem har markerats med (T). För fridlysta arter anges även paragrafen i Artskyddsförordningen som arten är fridlyst enligt.</w:t>
-      </w:r>
-    </w:p>
-    <w:p>
-      <w:r>
-        <w:t>De påträffade naturvårdsarterna är ett tydligt kvitto på att det rör sig om en skog med höga naturvärden.</w:t>
-      </w:r>
-    </w:p>
-    <w:p>
-      <w:pPr>
-        <w:pStyle w:val="Heading2"/>
-      </w:pPr>
-      <w:r>
-        <w:t>Fridlysta arter</w:t>
-      </w:r>
-    </w:p>
-    <w:p>
-      <w:r>
-        <w:t>Följande fridlysta arter har sina livsmiljöer och växtplatser i den avverkningsanmälda skogen: entita (NT, T, §4), mindre hackspett (NT, T, §4) och gröngöling (§4).</w:t>
-      </w:r>
-    </w:p>
-    <w:p>
-      <w:r>
-        <w:t xml:space="preserve">Observera att medlemsländerna är skyldiga att agera i enlighet med EU:s fågeldirektiv där det uttryckligen står att direktivet gäller för fåglar samt för deras ägg, bon och </w:t>
-      </w:r>
-      <w:r>
-        <w:rPr>
-          <w:b/>
-        </w:rPr>
-        <w:t xml:space="preserve">livsmiljöer </w:t>
-      </w:r>
-      <w:r>
-        <w:t>(artikel 1). Vidare att de åtgärder som vidtas inte får leda till en försämring av den nuvarande situationen beträffande bevarandet av de fågelarter som avses i artikel 1 (artikel 13). Fågeldirektivet är styrande för tillsynsansvariga myndigheters ärendehantering, ställningstaganden och beslutsfattande.</w:t>
+        <w:t>Nedan följer beskrivningar av de naturvårdsarter och fridlysta arter som har sina livsmiljöer och växtplatser i den avverkningsanmälda skogen. Se även ytterligare artfakta i BILAGA 1. De påträffade naturvårdsarterna är ett tydligt kvitto på att det rör sig om en skog med höga naturvärden.</w:t>
       </w:r>
     </w:p>
     <w:p>
@@ -167,8 +140,25 @@
       </w:r>
     </w:p>
     <w:p>
+      <w:pPr>
+        <w:pStyle w:val="Heading1"/>
+      </w:pPr>
       <w:r>
-        <w:t>I BILAGA 1 finns mer detaljerad information om ekologi samt krav på livsmiljö hos fridlysta arter.</w:t>
+        <w:t>EU:s fågeldirektiv</w:t>
+      </w:r>
+    </w:p>
+    <w:p>
+      <w:r>
+        <w:t xml:space="preserve">Europeiska unionens medlemsländer är skyldiga att agera i enlighet med EU:s fågeldirektiv där det uttryckligen står att direktivet gäller för fåglar samt för deras ägg, bon och </w:t>
+      </w:r>
+      <w:r>
+        <w:rPr>
+          <w:b/>
+        </w:rPr>
+        <w:t xml:space="preserve">livsmiljöer </w:t>
+      </w:r>
+      <w:r>
+        <w:t>(artikel 1). Vidare att de åtgärder som vidtas inte får leda till en försämring av den nuvarande situationen beträffande bevarandet av de fågelarter som avses i artikel 1 (artikel 13). Fågeldirektivet är styrande för tillsynsansvariga myndigheters ärendehantering, ställningstaganden och beslutsfattande.</w:t>
       </w:r>
     </w:p>
     <w:p>
@@ -458,7 +448,7 @@
     <w:r>
       <w:tab/>
       <w:tab/>
-      <w:t>2026-06-20</w:t>
+      <w:t>2026-06-21</w:t>
       <w:br/>
       <w:br/>
     </w:r>

--- a/tillsyn/A 3317-2026 tillsynsbegäran.docx
+++ b/tillsyn/A 3317-2026 tillsynsbegäran.docx
@@ -448,7 +448,7 @@
     <w:r>
       <w:tab/>
       <w:tab/>
-      <w:t>2026-06-21</w:t>
+      <w:t>2026-06-22</w:t>
       <w:br/>
       <w:br/>
     </w:r>

--- a/tillsyn/A 3317-2026 tillsynsbegäran.docx
+++ b/tillsyn/A 3317-2026 tillsynsbegäran.docx
@@ -448,7 +448,7 @@
     <w:r>
       <w:tab/>
       <w:tab/>
-      <w:t>2026-06-22</w:t>
+      <w:t>2026-06-23</w:t>
       <w:br/>
       <w:br/>
     </w:r>

--- a/tillsyn/A 3317-2026 tillsynsbegäran.docx
+++ b/tillsyn/A 3317-2026 tillsynsbegäran.docx
@@ -448,7 +448,7 @@
     <w:r>
       <w:tab/>
       <w:tab/>
-      <w:t>2026-06-23</w:t>
+      <w:t>2026-06-24</w:t>
       <w:br/>
       <w:br/>
     </w:r>

--- a/tillsyn/A 3317-2026 tillsynsbegäran.docx
+++ b/tillsyn/A 3317-2026 tillsynsbegäran.docx
@@ -448,7 +448,7 @@
     <w:r>
       <w:tab/>
       <w:tab/>
-      <w:t>2026-06-24</w:t>
+      <w:t>2026-06-25</w:t>
       <w:br/>
       <w:br/>
     </w:r>

--- a/tillsyn/A 3317-2026 tillsynsbegäran.docx
+++ b/tillsyn/A 3317-2026 tillsynsbegäran.docx
@@ -448,7 +448,7 @@
     <w:r>
       <w:tab/>
       <w:tab/>
-      <w:t>2026-06-25</w:t>
+      <w:t>2026-06-26</w:t>
       <w:br/>
       <w:br/>
     </w:r>

--- a/tillsyn/A 3317-2026 tillsynsbegäran.docx
+++ b/tillsyn/A 3317-2026 tillsynsbegäran.docx
@@ -448,7 +448,7 @@
     <w:r>
       <w:tab/>
       <w:tab/>
-      <w:t>2026-06-26</w:t>
+      <w:t>2026-06-27</w:t>
       <w:br/>
       <w:br/>
     </w:r>

--- a/tillsyn/A 3317-2026 tillsynsbegäran.docx
+++ b/tillsyn/A 3317-2026 tillsynsbegäran.docx
@@ -448,7 +448,7 @@
     <w:r>
       <w:tab/>
       <w:tab/>
-      <w:t>2026-06-27</w:t>
+      <w:t>2026-06-28</w:t>
       <w:br/>
       <w:br/>
     </w:r>

--- a/tillsyn/A 3317-2026 tillsynsbegäran.docx
+++ b/tillsyn/A 3317-2026 tillsynsbegäran.docx
@@ -448,7 +448,7 @@
     <w:r>
       <w:tab/>
       <w:tab/>
-      <w:t>2026-06-28</w:t>
+      <w:t>2026-06-29</w:t>
       <w:br/>
       <w:br/>
     </w:r>

--- a/tillsyn/A 3317-2026 tillsynsbegäran.docx
+++ b/tillsyn/A 3317-2026 tillsynsbegäran.docx
@@ -448,7 +448,7 @@
     <w:r>
       <w:tab/>
       <w:tab/>
-      <w:t>2026-06-29</w:t>
+      <w:t>2026-06-30</w:t>
       <w:br/>
       <w:br/>
     </w:r>

--- a/tillsyn/A 3317-2026 tillsynsbegäran.docx
+++ b/tillsyn/A 3317-2026 tillsynsbegäran.docx
@@ -448,7 +448,7 @@
     <w:r>
       <w:tab/>
       <w:tab/>
-      <w:t>2026-06-30</w:t>
+      <w:t>2026-07-01</w:t>
       <w:br/>
       <w:br/>
     </w:r>

--- a/tillsyn/A 3317-2026 tillsynsbegäran.docx
+++ b/tillsyn/A 3317-2026 tillsynsbegäran.docx
@@ -448,7 +448,7 @@
     <w:r>
       <w:tab/>
       <w:tab/>
-      <w:t>2026-07-01</w:t>
+      <w:t>2026-07-02</w:t>
       <w:br/>
       <w:br/>
     </w:r>

--- a/tillsyn/A 3317-2026 tillsynsbegäran.docx
+++ b/tillsyn/A 3317-2026 tillsynsbegäran.docx
@@ -448,7 +448,7 @@
     <w:r>
       <w:tab/>
       <w:tab/>
-      <w:t>2026-07-13</w:t>
+      <w:t>2026-07-14</w:t>
       <w:br/>
       <w:br/>
     </w:r>

--- a/tillsyn/A 3317-2026 tillsynsbegäran.docx
+++ b/tillsyn/A 3317-2026 tillsynsbegäran.docx
@@ -448,7 +448,7 @@
     <w:r>
       <w:tab/>
       <w:tab/>
-      <w:t>2026-07-14</w:t>
+      <w:t>2026-07-15</w:t>
       <w:br/>
       <w:br/>
     </w:r>

--- a/tillsyn/A 3317-2026 tillsynsbegäran.docx
+++ b/tillsyn/A 3317-2026 tillsynsbegäran.docx
@@ -448,7 +448,7 @@
     <w:r>
       <w:tab/>
       <w:tab/>
-      <w:t>2026-07-15</w:t>
+      <w:t>2026-07-16</w:t>
       <w:br/>
       <w:br/>
     </w:r>

--- a/tillsyn/A 3317-2026 tillsynsbegäran.docx
+++ b/tillsyn/A 3317-2026 tillsynsbegäran.docx
@@ -448,7 +448,7 @@
     <w:r>
       <w:tab/>
       <w:tab/>
-      <w:t>2026-07-16</w:t>
+      <w:t>2026-07-17</w:t>
       <w:br/>
       <w:br/>
     </w:r>

--- a/tillsyn/A 3317-2026 tillsynsbegäran.docx
+++ b/tillsyn/A 3317-2026 tillsynsbegäran.docx
@@ -448,7 +448,7 @@
     <w:r>
       <w:tab/>
       <w:tab/>
-      <w:t>2026-07-17</w:t>
+      <w:t>2026-07-18</w:t>
       <w:br/>
       <w:br/>
     </w:r>

--- a/tillsyn/A 3317-2026 tillsynsbegäran.docx
+++ b/tillsyn/A 3317-2026 tillsynsbegäran.docx
@@ -448,7 +448,7 @@
     <w:r>
       <w:tab/>
       <w:tab/>
-      <w:t>2026-07-18</w:t>
+      <w:t>2026-07-19</w:t>
       <w:br/>
       <w:br/>
     </w:r>

--- a/tillsyn/A 3317-2026 tillsynsbegäran.docx
+++ b/tillsyn/A 3317-2026 tillsynsbegäran.docx
@@ -448,7 +448,7 @@
     <w:r>
       <w:tab/>
       <w:tab/>
-      <w:t>2026-07-19</w:t>
+      <w:t>2026-07-20</w:t>
       <w:br/>
       <w:br/>
     </w:r>

--- a/tillsyn/A 3317-2026 tillsynsbegäran.docx
+++ b/tillsyn/A 3317-2026 tillsynsbegäran.docx
@@ -448,7 +448,7 @@
     <w:r>
       <w:tab/>
       <w:tab/>
-      <w:t>2026-07-20</w:t>
+      <w:t>2026-07-21</w:t>
       <w:br/>
       <w:br/>
     </w:r>

--- a/tillsyn/A 3317-2026 tillsynsbegäran.docx
+++ b/tillsyn/A 3317-2026 tillsynsbegäran.docx
@@ -448,7 +448,7 @@
     <w:r>
       <w:tab/>
       <w:tab/>
-      <w:t>2026-07-21</w:t>
+      <w:t>2026-07-22</w:t>
       <w:br/>
       <w:br/>
     </w:r>

--- a/tillsyn/A 3317-2026 tillsynsbegäran.docx
+++ b/tillsyn/A 3317-2026 tillsynsbegäran.docx
@@ -448,7 +448,7 @@
     <w:r>
       <w:tab/>
       <w:tab/>
-      <w:t>2026-07-22</w:t>
+      <w:t>2026-07-23</w:t>
       <w:br/>
       <w:br/>
     </w:r>

--- a/tillsyn/A 3317-2026 tillsynsbegäran.docx
+++ b/tillsyn/A 3317-2026 tillsynsbegäran.docx
@@ -448,7 +448,7 @@
     <w:r>
       <w:tab/>
       <w:tab/>
-      <w:t>2026-07-23</w:t>
+      <w:t>2026-07-24</w:t>
       <w:br/>
       <w:br/>
     </w:r>

--- a/tillsyn/A 3317-2026 tillsynsbegäran.docx
+++ b/tillsyn/A 3317-2026 tillsynsbegäran.docx
@@ -448,7 +448,7 @@
     <w:r>
       <w:tab/>
       <w:tab/>
-      <w:t>2026-07-24</w:t>
+      <w:t>2026-07-25</w:t>
       <w:br/>
       <w:br/>
     </w:r>

--- a/tillsyn/A 3317-2026 tillsynsbegäran.docx
+++ b/tillsyn/A 3317-2026 tillsynsbegäran.docx
@@ -448,7 +448,7 @@
     <w:r>
       <w:tab/>
       <w:tab/>
-      <w:t>2026-07-25</w:t>
+      <w:t>2026-07-26</w:t>
       <w:br/>
       <w:br/>
     </w:r>

--- a/tillsyn/A 3317-2026 tillsynsbegäran.docx
+++ b/tillsyn/A 3317-2026 tillsynsbegäran.docx
@@ -448,7 +448,7 @@
     <w:r>
       <w:tab/>
       <w:tab/>
-      <w:t>2026-07-26</w:t>
+      <w:t>2026-07-27</w:t>
       <w:br/>
       <w:br/>
     </w:r>

--- a/tillsyn/A 3317-2026 tillsynsbegäran.docx
+++ b/tillsyn/A 3317-2026 tillsynsbegäran.docx
@@ -448,7 +448,7 @@
     <w:r>
       <w:tab/>
       <w:tab/>
-      <w:t>2026-07-27</w:t>
+      <w:t>2026-07-28</w:t>
       <w:br/>
       <w:br/>
     </w:r>

--- a/tillsyn/A 3317-2026 tillsynsbegäran.docx
+++ b/tillsyn/A 3317-2026 tillsynsbegäran.docx
@@ -448,7 +448,7 @@
     <w:r>
       <w:tab/>
       <w:tab/>
-      <w:t>2026-07-28</w:t>
+      <w:t>2026-07-29</w:t>
       <w:br/>
       <w:br/>
     </w:r>

--- a/tillsyn/A 3317-2026 tillsynsbegäran.docx
+++ b/tillsyn/A 3317-2026 tillsynsbegäran.docx
@@ -448,7 +448,7 @@
     <w:r>
       <w:tab/>
       <w:tab/>
-      <w:t>2026-07-29</w:t>
+      <w:t>2026-07-30</w:t>
       <w:br/>
       <w:br/>
     </w:r>

--- a/tillsyn/A 3317-2026 tillsynsbegäran.docx
+++ b/tillsyn/A 3317-2026 tillsynsbegäran.docx
@@ -448,7 +448,7 @@
     <w:r>
       <w:tab/>
       <w:tab/>
-      <w:t>2026-07-30</w:t>
+      <w:t>2026-07-31</w:t>
       <w:br/>
       <w:br/>
     </w:r>

--- a/tillsyn/A 3317-2026 tillsynsbegäran.docx
+++ b/tillsyn/A 3317-2026 tillsynsbegäran.docx
@@ -448,7 +448,7 @@
     <w:r>
       <w:tab/>
       <w:tab/>
-      <w:t>2026-07-31</w:t>
+      <w:t>2026-08-01</w:t>
       <w:br/>
       <w:br/>
     </w:r>

--- a/tillsyn/A 3317-2026 tillsynsbegäran.docx
+++ b/tillsyn/A 3317-2026 tillsynsbegäran.docx
@@ -448,7 +448,7 @@
     <w:r>
       <w:tab/>
       <w:tab/>
-      <w:t>2026-08-01</w:t>
+      <w:t>2026-08-02</w:t>
       <w:br/>
       <w:br/>
     </w:r>

--- a/tillsyn/A 3317-2026 tillsynsbegäran.docx
+++ b/tillsyn/A 3317-2026 tillsynsbegäran.docx
@@ -448,7 +448,7 @@
     <w:r>
       <w:tab/>
       <w:tab/>
-      <w:t>2026-08-02</w:t>
+      <w:t>2026-08-03</w:t>
       <w:br/>
       <w:br/>
     </w:r>

--- a/tillsyn/A 3317-2026 tillsynsbegäran.docx
+++ b/tillsyn/A 3317-2026 tillsynsbegäran.docx
@@ -448,7 +448,7 @@
     <w:r>
       <w:tab/>
       <w:tab/>
-      <w:t>2026-08-03</w:t>
+      <w:t>2026-08-05</w:t>
       <w:br/>
       <w:br/>
     </w:r>

--- a/tillsyn/A 3317-2026 tillsynsbegäran.docx
+++ b/tillsyn/A 3317-2026 tillsynsbegäran.docx
@@ -448,7 +448,7 @@
     <w:r>
       <w:tab/>
       <w:tab/>
-      <w:t>2026-08-05</w:t>
+      <w:t>2026-08-07</w:t>
       <w:br/>
       <w:br/>
     </w:r>

--- a/tillsyn/A 3317-2026 tillsynsbegäran.docx
+++ b/tillsyn/A 3317-2026 tillsynsbegäran.docx
@@ -448,7 +448,7 @@
     <w:r>
       <w:tab/>
       <w:tab/>
-      <w:t>2026-08-07</w:t>
+      <w:t>2026-08-08</w:t>
       <w:br/>
       <w:br/>
     </w:r>

--- a/tillsyn/A 3317-2026 tillsynsbegäran.docx
+++ b/tillsyn/A 3317-2026 tillsynsbegäran.docx
@@ -60,7 +60,7 @@
         <w:spacing w:after="240"/>
       </w:pPr>
       <w:r>
-        <w:t>Figur 1. Fyndplatser för naturvårdsarter i avverkningsanmälan. Markörer utan svart kant är placerade på fyndplatsen. Markörer med svart kant är placerade vid sidan av fyndplatsen har ett svart streck som visar fyndplatsens exakta position. Kartans mittpunktskoordinat är N 6247800, E 372692 i SWEREF 99 TM.</w:t>
+        <w:t>Figur 1. Fyndplatser för naturvårdsarter i avverkningsanmälan. Markörer utan svart kant är placerade på fyndplatsen. Markörer med svart kant är placerade vid sidan av fyndplatsen och har ett svart streck som visar fyndplatsens exakta position. Kartans mittpunktskoordinat är N 6247800, E 372692 i SWEREF 99 TM.</w:t>
       </w:r>
     </w:p>
     <w:p>
@@ -448,7 +448,7 @@
     <w:r>
       <w:tab/>
       <w:tab/>
-      <w:t>2026-08-14</w:t>
+      <w:t>2026-08-15</w:t>
       <w:br/>
       <w:br/>
     </w:r>

--- a/tillsyn/A 3317-2026 tillsynsbegäran.docx
+++ b/tillsyn/A 3317-2026 tillsynsbegäran.docx
@@ -448,7 +448,7 @@
     <w:r>
       <w:tab/>
       <w:tab/>
-      <w:t>2026-08-15</w:t>
+      <w:t>2026-08-16</w:t>
       <w:br/>
       <w:br/>
     </w:r>

--- a/tillsyn/A 3317-2026 tillsynsbegäran.docx
+++ b/tillsyn/A 3317-2026 tillsynsbegäran.docx
@@ -448,7 +448,7 @@
     <w:r>
       <w:tab/>
       <w:tab/>
-      <w:t>2026-08-16</w:t>
+      <w:t>2026-08-17</w:t>
       <w:br/>
       <w:br/>
     </w:r>

--- a/tillsyn/A 3317-2026 tillsynsbegäran.docx
+++ b/tillsyn/A 3317-2026 tillsynsbegäran.docx
@@ -448,7 +448,7 @@
     <w:r>
       <w:tab/>
       <w:tab/>
-      <w:t>2026-08-17</w:t>
+      <w:t>2026-08-18</w:t>
       <w:br/>
       <w:br/>
     </w:r>

--- a/tillsyn/A 3317-2026 tillsynsbegäran.docx
+++ b/tillsyn/A 3317-2026 tillsynsbegäran.docx
@@ -448,7 +448,7 @@
     <w:r>
       <w:tab/>
       <w:tab/>
-      <w:t>2026-08-18</w:t>
+      <w:t>2026-08-19</w:t>
       <w:br/>
       <w:br/>
     </w:r>

--- a/tillsyn/A 3317-2026 tillsynsbegäran.docx
+++ b/tillsyn/A 3317-2026 tillsynsbegäran.docx
@@ -448,7 +448,7 @@
     <w:r>
       <w:tab/>
       <w:tab/>
-      <w:t>2026-08-19</w:t>
+      <w:t>2026-08-20</w:t>
       <w:br/>
       <w:br/>
     </w:r>

--- a/tillsyn/A 3317-2026 tillsynsbegäran.docx
+++ b/tillsyn/A 3317-2026 tillsynsbegäran.docx
@@ -448,7 +448,7 @@
     <w:r>
       <w:tab/>
       <w:tab/>
-      <w:t>2026-08-20</w:t>
+      <w:t>2026-08-21</w:t>
       <w:br/>
       <w:br/>
     </w:r>

--- a/tillsyn/A 3317-2026 tillsynsbegäran.docx
+++ b/tillsyn/A 3317-2026 tillsynsbegäran.docx
@@ -448,7 +448,7 @@
     <w:r>
       <w:tab/>
       <w:tab/>
-      <w:t>2026-08-21</w:t>
+      <w:t>2026-08-22</w:t>
       <w:br/>
       <w:br/>
     </w:r>

--- a/tillsyn/A 3317-2026 tillsynsbegäran.docx
+++ b/tillsyn/A 3317-2026 tillsynsbegäran.docx
@@ -448,7 +448,7 @@
     <w:r>
       <w:tab/>
       <w:tab/>
-      <w:t>2026-08-22</w:t>
+      <w:t>2026-08-23</w:t>
       <w:br/>
       <w:br/>
     </w:r>

--- a/tillsyn/A 3317-2026 tillsynsbegäran.docx
+++ b/tillsyn/A 3317-2026 tillsynsbegäran.docx
@@ -448,7 +448,7 @@
     <w:r>
       <w:tab/>
       <w:tab/>
-      <w:t>2026-08-23</w:t>
+      <w:t>2026-08-24</w:t>
       <w:br/>
       <w:br/>
     </w:r>

--- a/tillsyn/A 3317-2026 tillsynsbegäran.docx
+++ b/tillsyn/A 3317-2026 tillsynsbegäran.docx
@@ -448,7 +448,7 @@
     <w:r>
       <w:tab/>
       <w:tab/>
-      <w:t>2026-08-24</w:t>
+      <w:t>2026-08-25</w:t>
       <w:br/>
       <w:br/>
     </w:r>

--- a/tillsyn/A 3317-2026 tillsynsbegäran.docx
+++ b/tillsyn/A 3317-2026 tillsynsbegäran.docx
@@ -448,7 +448,7 @@
     <w:r>
       <w:tab/>
       <w:tab/>
-      <w:t>2026-08-25</w:t>
+      <w:t>2026-08-26</w:t>
       <w:br/>
       <w:br/>
     </w:r>

--- a/tillsyn/A 3317-2026 tillsynsbegäran.docx
+++ b/tillsyn/A 3317-2026 tillsynsbegäran.docx
@@ -448,7 +448,7 @@
     <w:r>
       <w:tab/>
       <w:tab/>
-      <w:t>2026-08-26</w:t>
+      <w:t>2026-08-27</w:t>
       <w:br/>
       <w:br/>
     </w:r>

--- a/tillsyn/A 3317-2026 tillsynsbegäran.docx
+++ b/tillsyn/A 3317-2026 tillsynsbegäran.docx
@@ -448,7 +448,7 @@
     <w:r>
       <w:tab/>
       <w:tab/>
-      <w:t>2026-08-27</w:t>
+      <w:t>2026-08-28</w:t>
       <w:br/>
       <w:br/>
     </w:r>

--- a/tillsyn/A 3317-2026 tillsynsbegäran.docx
+++ b/tillsyn/A 3317-2026 tillsynsbegäran.docx
@@ -448,7 +448,7 @@
     <w:r>
       <w:tab/>
       <w:tab/>
-      <w:t>2026-08-28</w:t>
+      <w:t>2026-08-29</w:t>
       <w:br/>
       <w:br/>
     </w:r>

--- a/tillsyn/A 3317-2026 tillsynsbegäran.docx
+++ b/tillsyn/A 3317-2026 tillsynsbegäran.docx
@@ -448,7 +448,7 @@
     <w:r>
       <w:tab/>
       <w:tab/>
-      <w:t>2026-08-29</w:t>
+      <w:t>2026-08-31</w:t>
       <w:br/>
       <w:br/>
     </w:r>

--- a/tillsyn/A 3317-2026 tillsynsbegäran.docx
+++ b/tillsyn/A 3317-2026 tillsynsbegäran.docx
@@ -448,7 +448,7 @@
     <w:r>
       <w:tab/>
       <w:tab/>
-      <w:t>2026-08-31</w:t>
+      <w:t>2026-09-01</w:t>
       <w:br/>
       <w:br/>
     </w:r>

--- a/tillsyn/A 3317-2026 tillsynsbegäran.docx
+++ b/tillsyn/A 3317-2026 tillsynsbegäran.docx
@@ -448,7 +448,7 @@
     <w:r>
       <w:tab/>
       <w:tab/>
-      <w:t>2026-09-01</w:t>
+      <w:t>2026-09-02</w:t>
       <w:br/>
       <w:br/>
     </w:r>

--- a/tillsyn/A 3317-2026 tillsynsbegäran.docx
+++ b/tillsyn/A 3317-2026 tillsynsbegäran.docx
@@ -448,7 +448,7 @@
     <w:r>
       <w:tab/>
       <w:tab/>
-      <w:t>2026-09-02</w:t>
+      <w:t>2026-09-03</w:t>
       <w:br/>
       <w:br/>
     </w:r>

--- a/tillsyn/A 3317-2026 tillsynsbegäran.docx
+++ b/tillsyn/A 3317-2026 tillsynsbegäran.docx
@@ -448,7 +448,7 @@
     <w:r>
       <w:tab/>
       <w:tab/>
-      <w:t>2026-09-03</w:t>
+      <w:t>2026-09-04</w:t>
       <w:br/>
       <w:br/>
     </w:r>

--- a/tillsyn/A 3317-2026 tillsynsbegäran.docx
+++ b/tillsyn/A 3317-2026 tillsynsbegäran.docx
@@ -448,7 +448,7 @@
     <w:r>
       <w:tab/>
       <w:tab/>
-      <w:t>2026-09-04</w:t>
+      <w:t>2026-09-05</w:t>
       <w:br/>
       <w:br/>
     </w:r>

--- a/tillsyn/A 3317-2026 tillsynsbegäran.docx
+++ b/tillsyn/A 3317-2026 tillsynsbegäran.docx
@@ -448,7 +448,7 @@
     <w:r>
       <w:tab/>
       <w:tab/>
-      <w:t>2026-09-05</w:t>
+      <w:t>2026-09-06</w:t>
       <w:br/>
       <w:br/>
     </w:r>

--- a/tillsyn/A 3317-2026 tillsynsbegäran.docx
+++ b/tillsyn/A 3317-2026 tillsynsbegäran.docx
@@ -448,7 +448,7 @@
     <w:r>
       <w:tab/>
       <w:tab/>
-      <w:t>2026-09-06</w:t>
+      <w:t>2026-09-07</w:t>
       <w:br/>
       <w:br/>
     </w:r>

--- a/tillsyn/A 3317-2026 tillsynsbegäran.docx
+++ b/tillsyn/A 3317-2026 tillsynsbegäran.docx
@@ -448,7 +448,7 @@
     <w:r>
       <w:tab/>
       <w:tab/>
-      <w:t>2026-09-07</w:t>
+      <w:t>2026-09-08</w:t>
       <w:br/>
       <w:br/>
     </w:r>

--- a/tillsyn/A 3317-2026 tillsynsbegäran.docx
+++ b/tillsyn/A 3317-2026 tillsynsbegäran.docx
@@ -448,7 +448,7 @@
     <w:r>
       <w:tab/>
       <w:tab/>
-      <w:t>2026-09-08</w:t>
+      <w:t>2026-09-09</w:t>
       <w:br/>
       <w:br/>
     </w:r>

--- a/tillsyn/A 3317-2026 tillsynsbegäran.docx
+++ b/tillsyn/A 3317-2026 tillsynsbegäran.docx
@@ -448,7 +448,7 @@
     <w:r>
       <w:tab/>
       <w:tab/>
-      <w:t>2026-09-09</w:t>
+      <w:t>2026-09-10</w:t>
       <w:br/>
       <w:br/>
     </w:r>

--- a/tillsyn/A 3317-2026 tillsynsbegäran.docx
+++ b/tillsyn/A 3317-2026 tillsynsbegäran.docx
@@ -448,7 +448,7 @@
     <w:r>
       <w:tab/>
       <w:tab/>
-      <w:t>2026-09-10</w:t>
+      <w:t>2026-09-11</w:t>
       <w:br/>
       <w:br/>
     </w:r>

--- a/tillsyn/A 3317-2026 tillsynsbegäran.docx
+++ b/tillsyn/A 3317-2026 tillsynsbegäran.docx
@@ -448,7 +448,7 @@
     <w:r>
       <w:tab/>
       <w:tab/>
-      <w:t>2026-09-11</w:t>
+      <w:t>2026-09-12</w:t>
       <w:br/>
       <w:br/>
     </w:r>
